--- a/Fase 1 planificacion/Evidencias Proyecto/Evidencias de documentacion/01-RESUMEN PROYECTO DE GESTION (2).docx
+++ b/Fase 1 planificacion/Evidencias Proyecto/Evidencias de documentacion/01-RESUMEN PROYECTO DE GESTION (2).docx
@@ -326,27 +326,12 @@
                 <w:szCs w:val="22"/>
                 <w:rtl w:val="0"/>
               </w:rPr>
-              <w:t xml:space="preserve">El banco Estado contrata muchos estudiantes en práctica, cuenta con una gran cantidad de practicantes, por lo que se nos pide realizar un proyecto para que los practicantes lleguen de mejor manera a realizar su práctica, de por si nos lo pide el banco, pero lo haremos para todas las Empresas TI que quieran contratar este servicio.</w:t>
-            </w:r>
-          </w:p>
-          <w:p>
-            <w:pPr>
-              <w:spacing w:line="259" w:lineRule="auto"/>
-              <w:ind w:left="72" w:right="0" w:firstLine="0"/>
-              <w:rPr>
-                <w:rFonts w:ascii="Calibri" w:cs="Calibri" w:eastAsia="Calibri" w:hAnsi="Calibri"/>
-                <w:sz w:val="22"/>
-                <w:szCs w:val="22"/>
-              </w:rPr>
-            </w:pPr>
-            <w:r>
-              <w:rPr>
-                <w:rFonts w:ascii="Calibri" w:cs="Calibri" w:eastAsia="Calibri" w:hAnsi="Calibri"/>
-                <w:sz w:val="22"/>
-                <w:szCs w:val="22"/>
-                <w:rtl w:val="0"/>
-              </w:rPr>
-              <w:t xml:space="preserve">El proyecto consiste en el desarrollo de una plataforma web y aplicación móvil para Banco Estado, destinada a la formación y capacitación de practicantes. La solución incluirá acceso a contenidos educativos, guías prácticas y recursos interactivos que faciliten la experiencia de aprendizaje durante el periodo de práctica.</w:t>
+              <w:t xml:space="preserve">Las empresas TI que brindan servicios de desarrollo y mantención de sistemas como outsourcing contratan muchos estudiantes en práctica para armar equipos de proyecto para cubrir la demanda de la industria. En este contexto es que se necesita llevar un proceso de contratación de muchos informáticos por la alta rotación laboral de estos ante la demanda de los servicios. Este proceso de contratación para la empresa se ha hecho ineficiente y complejo donde además se recibe una gran cantidad de estudiantes practicantes. </w:t>
+            </w:r>
+            <w:r>
+              <w:rPr>
+                <w:rtl w:val="0"/>
+              </w:rPr>
             </w:r>
           </w:p>
           <w:p>
@@ -434,14 +419,14 @@
                 <w:szCs w:val="22"/>
                 <w:rtl w:val="0"/>
               </w:rPr>
-              <w:t xml:space="preserve">Diseñar e implementar una plataforma web y una aplicación móvil para Banco Estado que permita capacitar de manera eficiente a los practicantes, ofreciendo contenido interactivo, evaluaciones y seguimiento del progreso, con el fin de optimizar el aprendizaje y mejorar la experiencia de formación.</w:t>
+              <w:t xml:space="preserve">Diseñar e implementar una plataforma web Responsive para que las empresas TI puedan crear avisos de práctica y los practicantes puedan postular y así ser capacitados por una persona de la misma empresa para poder ser aceptado en esta misma mediante una calificación dada por el capacitador.  </w:t>
             </w:r>
           </w:p>
           <w:p>
             <w:pPr>
               <w:numPr>
                 <w:ilvl w:val="0"/>
-                <w:numId w:val="3"/>
+                <w:numId w:val="1"/>
               </w:numPr>
               <w:spacing w:line="259" w:lineRule="auto"/>
               <w:ind w:left="720" w:right="0" w:hanging="360"/>
@@ -459,14 +444,14 @@
                 <w:szCs w:val="22"/>
                 <w:rtl w:val="0"/>
               </w:rPr>
-              <w:t xml:space="preserve">Desarrollo de plataforma web responsiva con módulos de capacitación. (Especificar los componentes del módulo general) </w:t>
+              <w:t xml:space="preserve">Creación de web responsive para empresas y estas puedan crear avisos de prácticas.</w:t>
             </w:r>
           </w:p>
           <w:p>
             <w:pPr>
               <w:numPr>
                 <w:ilvl w:val="0"/>
-                <w:numId w:val="3"/>
+                <w:numId w:val="1"/>
               </w:numPr>
               <w:spacing w:line="259" w:lineRule="auto"/>
               <w:ind w:left="720" w:right="0" w:hanging="360"/>
@@ -483,7 +468,7 @@
                 <w:szCs w:val="22"/>
                 <w:rtl w:val="0"/>
               </w:rPr>
-              <w:t xml:space="preserve">Aplicación móvil compatible con Android y iOS.</w:t>
+              <w:t xml:space="preserve">Creación de web responsive para practicantes y estos puedan postular a los avisos de prácticas por las empresas.</w:t>
             </w:r>
             <w:r>
               <w:rPr>
@@ -500,7 +485,7 @@
             <w:pPr>
               <w:numPr>
                 <w:ilvl w:val="0"/>
-                <w:numId w:val="3"/>
+                <w:numId w:val="1"/>
               </w:numPr>
               <w:spacing w:line="259" w:lineRule="auto"/>
               <w:ind w:left="720" w:right="0" w:hanging="360"/>
@@ -517,14 +502,19 @@
                 <w:szCs w:val="22"/>
                 <w:rtl w:val="0"/>
               </w:rPr>
-              <w:t xml:space="preserve">Gestión de usuarios (administradores y practicantes).</w:t>
+              <w:t xml:space="preserve">Creación de la nube en la cual se hospedan las aplicaciones.</w:t>
+            </w:r>
+            <w:r>
+              <w:rPr>
+                <w:rtl w:val="0"/>
+              </w:rPr>
             </w:r>
           </w:p>
           <w:p>
             <w:pPr>
               <w:numPr>
                 <w:ilvl w:val="0"/>
-                <w:numId w:val="3"/>
+                <w:numId w:val="1"/>
               </w:numPr>
               <w:spacing w:line="259" w:lineRule="auto"/>
               <w:ind w:left="720" w:right="0" w:hanging="360"/>
@@ -541,14 +531,14 @@
                 <w:szCs w:val="22"/>
                 <w:rtl w:val="0"/>
               </w:rPr>
-              <w:t xml:space="preserve">Sistema de seguimiento del avance de cada practicante.</w:t>
+              <w:t xml:space="preserve">Implementar una base de datos en la nube.</w:t>
             </w:r>
           </w:p>
           <w:p>
             <w:pPr>
               <w:numPr>
                 <w:ilvl w:val="0"/>
-                <w:numId w:val="3"/>
+                <w:numId w:val="1"/>
               </w:numPr>
               <w:spacing w:line="259" w:lineRule="auto"/>
               <w:ind w:left="720" w:right="0" w:hanging="360"/>
@@ -565,31 +555,7 @@
                 <w:szCs w:val="22"/>
                 <w:rtl w:val="0"/>
               </w:rPr>
-              <w:t xml:space="preserve">Módulo de evaluaciones y retroalimentación.</w:t>
-            </w:r>
-          </w:p>
-          <w:p>
-            <w:pPr>
-              <w:numPr>
-                <w:ilvl w:val="0"/>
-                <w:numId w:val="3"/>
-              </w:numPr>
-              <w:spacing w:line="259" w:lineRule="auto"/>
-              <w:ind w:left="720" w:right="0" w:hanging="360"/>
-              <w:rPr>
-                <w:rFonts w:ascii="Calibri" w:cs="Calibri" w:eastAsia="Calibri" w:hAnsi="Calibri"/>
-                <w:sz w:val="22"/>
-                <w:szCs w:val="22"/>
-              </w:rPr>
-            </w:pPr>
-            <w:r>
-              <w:rPr>
-                <w:rFonts w:ascii="Calibri" w:cs="Calibri" w:eastAsia="Calibri" w:hAnsi="Calibri"/>
-                <w:sz w:val="22"/>
-                <w:szCs w:val="22"/>
-                <w:rtl w:val="0"/>
-              </w:rPr>
-              <w:t xml:space="preserve">Integración básica con sistemas internos del banco (autenticación).</w:t>
+              <w:t xml:space="preserve">Creación de una vista Superadmin para la gestión dentro de las aplicaciones.</w:t>
             </w:r>
           </w:p>
         </w:tc>
@@ -674,9 +640,451 @@
                 <w:szCs w:val="22"/>
                 <w:rtl w:val="0"/>
               </w:rPr>
-              <w:t xml:space="preserve">Operacional:</w:t>
-            </w:r>
-          </w:p>
+              <w:t xml:space="preserve">que hace?</w:t>
+            </w:r>
+          </w:p>
+          <w:p>
+            <w:pPr>
+              <w:keepNext w:val="0"/>
+              <w:keepLines w:val="0"/>
+              <w:pageBreakBefore w:val="0"/>
+              <w:widowControl w:val="1"/>
+              <w:numPr>
+                <w:ilvl w:val="0"/>
+                <w:numId w:val="5"/>
+              </w:numPr>
+              <w:pBdr>
+                <w:top w:space="0" w:sz="0" w:val="nil"/>
+                <w:left w:space="0" w:sz="0" w:val="nil"/>
+                <w:bottom w:space="0" w:sz="0" w:val="nil"/>
+                <w:right w:space="0" w:sz="0" w:val="nil"/>
+                <w:between w:space="0" w:sz="0" w:val="nil"/>
+              </w:pBdr>
+              <w:shd w:fill="auto" w:val="clear"/>
+              <w:spacing w:after="0" w:before="0" w:line="259" w:lineRule="auto"/>
+              <w:ind w:left="720" w:right="0" w:hanging="360"/>
+              <w:jc w:val="left"/>
+              <w:rPr>
+                <w:rFonts w:ascii="Calibri" w:cs="Calibri" w:eastAsia="Calibri" w:hAnsi="Calibri"/>
+                <w:sz w:val="22"/>
+                <w:szCs w:val="22"/>
+                <w:u w:val="none"/>
+              </w:rPr>
+            </w:pPr>
+            <w:r>
+              <w:rPr>
+                <w:rFonts w:ascii="Calibri" w:cs="Calibri" w:eastAsia="Calibri" w:hAnsi="Calibri"/>
+                <w:sz w:val="22"/>
+                <w:szCs w:val="22"/>
+                <w:rtl w:val="0"/>
+              </w:rPr>
+              <w:t xml:space="preserve">El sistema operará en una plataforma web responsive.</w:t>
+            </w:r>
+          </w:p>
+          <w:p>
+            <w:pPr>
+              <w:keepNext w:val="0"/>
+              <w:keepLines w:val="0"/>
+              <w:pageBreakBefore w:val="0"/>
+              <w:widowControl w:val="1"/>
+              <w:numPr>
+                <w:ilvl w:val="0"/>
+                <w:numId w:val="5"/>
+              </w:numPr>
+              <w:pBdr>
+                <w:top w:space="0" w:sz="0" w:val="nil"/>
+                <w:left w:space="0" w:sz="0" w:val="nil"/>
+                <w:bottom w:space="0" w:sz="0" w:val="nil"/>
+                <w:right w:space="0" w:sz="0" w:val="nil"/>
+                <w:between w:space="0" w:sz="0" w:val="nil"/>
+              </w:pBdr>
+              <w:shd w:fill="auto" w:val="clear"/>
+              <w:spacing w:after="0" w:before="0" w:line="259" w:lineRule="auto"/>
+              <w:ind w:left="720" w:right="0" w:hanging="360"/>
+              <w:jc w:val="left"/>
+              <w:rPr>
+                <w:rFonts w:ascii="Calibri" w:cs="Calibri" w:eastAsia="Calibri" w:hAnsi="Calibri"/>
+                <w:sz w:val="22"/>
+                <w:szCs w:val="22"/>
+                <w:u w:val="none"/>
+              </w:rPr>
+            </w:pPr>
+            <w:r>
+              <w:rPr>
+                <w:rFonts w:ascii="Calibri" w:cs="Calibri" w:eastAsia="Calibri" w:hAnsi="Calibri"/>
+                <w:sz w:val="22"/>
+                <w:szCs w:val="22"/>
+                <w:rtl w:val="0"/>
+              </w:rPr>
+              <w:t xml:space="preserve">Las empresas podrán generar postulaciones de prácticas.</w:t>
+            </w:r>
+          </w:p>
+          <w:p>
+            <w:pPr>
+              <w:keepNext w:val="0"/>
+              <w:keepLines w:val="0"/>
+              <w:pageBreakBefore w:val="0"/>
+              <w:widowControl w:val="1"/>
+              <w:numPr>
+                <w:ilvl w:val="0"/>
+                <w:numId w:val="5"/>
+              </w:numPr>
+              <w:pBdr>
+                <w:top w:space="0" w:sz="0" w:val="nil"/>
+                <w:left w:space="0" w:sz="0" w:val="nil"/>
+                <w:bottom w:space="0" w:sz="0" w:val="nil"/>
+                <w:right w:space="0" w:sz="0" w:val="nil"/>
+                <w:between w:space="0" w:sz="0" w:val="nil"/>
+              </w:pBdr>
+              <w:shd w:fill="auto" w:val="clear"/>
+              <w:spacing w:after="0" w:before="0" w:line="259" w:lineRule="auto"/>
+              <w:ind w:left="720" w:right="0" w:hanging="360"/>
+              <w:jc w:val="left"/>
+              <w:rPr>
+                <w:rFonts w:ascii="Calibri" w:cs="Calibri" w:eastAsia="Calibri" w:hAnsi="Calibri"/>
+                <w:sz w:val="22"/>
+                <w:szCs w:val="22"/>
+                <w:u w:val="none"/>
+              </w:rPr>
+            </w:pPr>
+            <w:r>
+              <w:rPr>
+                <w:rFonts w:ascii="Calibri" w:cs="Calibri" w:eastAsia="Calibri" w:hAnsi="Calibri"/>
+                <w:sz w:val="22"/>
+                <w:szCs w:val="22"/>
+                <w:rtl w:val="0"/>
+              </w:rPr>
+              <w:t xml:space="preserve">Se contará con un sistema de evaluación del practicante por medio del capacitador.</w:t>
+            </w:r>
+          </w:p>
+          <w:p>
+            <w:pPr>
+              <w:keepNext w:val="0"/>
+              <w:keepLines w:val="0"/>
+              <w:pageBreakBefore w:val="0"/>
+              <w:widowControl w:val="1"/>
+              <w:numPr>
+                <w:ilvl w:val="0"/>
+                <w:numId w:val="5"/>
+              </w:numPr>
+              <w:pBdr>
+                <w:top w:space="0" w:sz="0" w:val="nil"/>
+                <w:left w:space="0" w:sz="0" w:val="nil"/>
+                <w:bottom w:space="0" w:sz="0" w:val="nil"/>
+                <w:right w:space="0" w:sz="0" w:val="nil"/>
+                <w:between w:space="0" w:sz="0" w:val="nil"/>
+              </w:pBdr>
+              <w:shd w:fill="auto" w:val="clear"/>
+              <w:spacing w:after="0" w:before="0" w:line="259" w:lineRule="auto"/>
+              <w:ind w:left="720" w:right="0" w:hanging="360"/>
+              <w:jc w:val="left"/>
+              <w:rPr>
+                <w:rFonts w:ascii="Calibri" w:cs="Calibri" w:eastAsia="Calibri" w:hAnsi="Calibri"/>
+                <w:sz w:val="22"/>
+                <w:szCs w:val="22"/>
+                <w:u w:val="none"/>
+              </w:rPr>
+            </w:pPr>
+            <w:r>
+              <w:rPr>
+                <w:rFonts w:ascii="Calibri" w:cs="Calibri" w:eastAsia="Calibri" w:hAnsi="Calibri"/>
+                <w:sz w:val="22"/>
+                <w:szCs w:val="22"/>
+                <w:rtl w:val="0"/>
+              </w:rPr>
+              <w:t xml:space="preserve">El postulante será notificado por correo para citación a entrevista por parte de la empresa y ser derivado a un capacitador.</w:t>
+            </w:r>
+          </w:p>
+          <w:p>
+            <w:pPr>
+              <w:keepNext w:val="0"/>
+              <w:keepLines w:val="0"/>
+              <w:pageBreakBefore w:val="0"/>
+              <w:widowControl w:val="1"/>
+              <w:pBdr>
+                <w:top w:space="0" w:sz="0" w:val="nil"/>
+                <w:left w:space="0" w:sz="0" w:val="nil"/>
+                <w:bottom w:space="0" w:sz="0" w:val="nil"/>
+                <w:right w:space="0" w:sz="0" w:val="nil"/>
+                <w:between w:space="0" w:sz="0" w:val="nil"/>
+              </w:pBdr>
+              <w:shd w:fill="auto" w:val="clear"/>
+              <w:spacing w:after="0" w:before="0" w:line="259" w:lineRule="auto"/>
+              <w:ind w:left="0" w:right="0" w:firstLine="0"/>
+              <w:jc w:val="left"/>
+              <w:rPr>
+                <w:rFonts w:ascii="Calibri" w:cs="Calibri" w:eastAsia="Calibri" w:hAnsi="Calibri"/>
+                <w:sz w:val="22"/>
+                <w:szCs w:val="22"/>
+              </w:rPr>
+            </w:pPr>
+            <w:r>
+              <w:rPr>
+                <w:rFonts w:ascii="Calibri" w:cs="Calibri" w:eastAsia="Calibri" w:hAnsi="Calibri"/>
+                <w:sz w:val="22"/>
+                <w:szCs w:val="22"/>
+                <w:rtl w:val="0"/>
+              </w:rPr>
+              <w:t xml:space="preserve">que no hace?</w:t>
+            </w:r>
+            <w:r>
+              <w:rPr>
+                <w:rtl w:val="0"/>
+              </w:rPr>
+            </w:r>
+          </w:p>
+          <w:p>
+            <w:pPr>
+              <w:numPr>
+                <w:ilvl w:val="0"/>
+                <w:numId w:val="6"/>
+              </w:numPr>
+              <w:spacing w:line="259" w:lineRule="auto"/>
+              <w:ind w:left="720" w:right="0" w:hanging="360"/>
+              <w:rPr>
+                <w:rFonts w:ascii="Calibri" w:cs="Calibri" w:eastAsia="Calibri" w:hAnsi="Calibri"/>
+                <w:sz w:val="22"/>
+                <w:szCs w:val="22"/>
+                <w:u w:val="none"/>
+              </w:rPr>
+            </w:pPr>
+            <w:r>
+              <w:rPr>
+                <w:rFonts w:ascii="Calibri" w:cs="Calibri" w:eastAsia="Calibri" w:hAnsi="Calibri"/>
+                <w:sz w:val="22"/>
+                <w:szCs w:val="22"/>
+                <w:rtl w:val="0"/>
+              </w:rPr>
+              <w:t xml:space="preserve">No contará con IA</w:t>
+            </w:r>
+          </w:p>
+          <w:p>
+            <w:pPr>
+              <w:numPr>
+                <w:ilvl w:val="0"/>
+                <w:numId w:val="6"/>
+              </w:numPr>
+              <w:spacing w:line="259" w:lineRule="auto"/>
+              <w:ind w:left="720" w:right="0" w:hanging="360"/>
+              <w:rPr>
+                <w:rFonts w:ascii="Calibri" w:cs="Calibri" w:eastAsia="Calibri" w:hAnsi="Calibri"/>
+                <w:sz w:val="22"/>
+                <w:szCs w:val="22"/>
+                <w:u w:val="none"/>
+              </w:rPr>
+            </w:pPr>
+            <w:r>
+              <w:rPr>
+                <w:rFonts w:ascii="Calibri" w:cs="Calibri" w:eastAsia="Calibri" w:hAnsi="Calibri"/>
+                <w:sz w:val="22"/>
+                <w:szCs w:val="22"/>
+                <w:rtl w:val="0"/>
+              </w:rPr>
+              <w:t xml:space="preserve">Soporte del lenguaje sólo al español inicialmente.</w:t>
+            </w:r>
+          </w:p>
+          <w:p>
+            <w:pPr>
+              <w:numPr>
+                <w:ilvl w:val="0"/>
+                <w:numId w:val="6"/>
+              </w:numPr>
+              <w:spacing w:line="259" w:lineRule="auto"/>
+              <w:ind w:left="720" w:right="0" w:hanging="360"/>
+              <w:rPr>
+                <w:rFonts w:ascii="Calibri" w:cs="Calibri" w:eastAsia="Calibri" w:hAnsi="Calibri"/>
+                <w:sz w:val="22"/>
+                <w:szCs w:val="22"/>
+                <w:u w:val="none"/>
+              </w:rPr>
+            </w:pPr>
+            <w:r>
+              <w:rPr>
+                <w:rFonts w:ascii="Calibri" w:cs="Calibri" w:eastAsia="Calibri" w:hAnsi="Calibri"/>
+                <w:sz w:val="22"/>
+                <w:szCs w:val="22"/>
+                <w:rtl w:val="0"/>
+              </w:rPr>
+              <w:t xml:space="preserve">El sistema no contará con videollamadas internas, solo links dados por el capacitador, por ejemplo: zoom.</w:t>
+            </w:r>
+          </w:p>
+          <w:p>
+            <w:pPr>
+              <w:numPr>
+                <w:ilvl w:val="0"/>
+                <w:numId w:val="6"/>
+              </w:numPr>
+              <w:spacing w:line="259" w:lineRule="auto"/>
+              <w:ind w:left="720" w:right="0" w:hanging="360"/>
+              <w:rPr>
+                <w:rFonts w:ascii="Calibri" w:cs="Calibri" w:eastAsia="Calibri" w:hAnsi="Calibri"/>
+                <w:sz w:val="22"/>
+                <w:szCs w:val="22"/>
+                <w:u w:val="none"/>
+              </w:rPr>
+            </w:pPr>
+            <w:r>
+              <w:rPr>
+                <w:rFonts w:ascii="Calibri" w:cs="Calibri" w:eastAsia="Calibri" w:hAnsi="Calibri"/>
+                <w:sz w:val="22"/>
+                <w:szCs w:val="22"/>
+                <w:rtl w:val="0"/>
+              </w:rPr>
+              <w:t xml:space="preserve">El sistema no contará con compatibilidad con archivos que no sean pdf.</w:t>
+            </w:r>
+          </w:p>
+          <w:p>
+            <w:pPr>
+              <w:numPr>
+                <w:ilvl w:val="0"/>
+                <w:numId w:val="6"/>
+              </w:numPr>
+              <w:spacing w:line="259" w:lineRule="auto"/>
+              <w:ind w:left="720" w:right="0" w:hanging="360"/>
+              <w:rPr>
+                <w:rFonts w:ascii="Calibri" w:cs="Calibri" w:eastAsia="Calibri" w:hAnsi="Calibri"/>
+                <w:sz w:val="22"/>
+                <w:szCs w:val="22"/>
+                <w:u w:val="none"/>
+              </w:rPr>
+            </w:pPr>
+            <w:r>
+              <w:rPr>
+                <w:rFonts w:ascii="Calibri" w:cs="Calibri" w:eastAsia="Calibri" w:hAnsi="Calibri"/>
+                <w:sz w:val="22"/>
+                <w:szCs w:val="22"/>
+                <w:rtl w:val="0"/>
+              </w:rPr>
+              <w:t xml:space="preserve">El sistema no acepta archivos con peso mayor a 1MB</w:t>
+            </w:r>
+          </w:p>
+          <w:p>
+            <w:pPr>
+              <w:numPr>
+                <w:ilvl w:val="0"/>
+                <w:numId w:val="6"/>
+              </w:numPr>
+              <w:spacing w:line="259" w:lineRule="auto"/>
+              <w:ind w:left="720" w:right="0" w:hanging="360"/>
+              <w:rPr>
+                <w:rFonts w:ascii="Calibri" w:cs="Calibri" w:eastAsia="Calibri" w:hAnsi="Calibri"/>
+                <w:sz w:val="22"/>
+                <w:szCs w:val="22"/>
+                <w:u w:val="none"/>
+              </w:rPr>
+            </w:pPr>
+            <w:r>
+              <w:rPr>
+                <w:rFonts w:ascii="Calibri" w:cs="Calibri" w:eastAsia="Calibri" w:hAnsi="Calibri"/>
+                <w:sz w:val="22"/>
+                <w:szCs w:val="22"/>
+                <w:rtl w:val="0"/>
+              </w:rPr>
+              <w:t xml:space="preserve">El sistema no genera contratos de práctica, solo valida las postulaciones</w:t>
+            </w:r>
+          </w:p>
+          <w:p>
+            <w:pPr>
+              <w:numPr>
+                <w:ilvl w:val="0"/>
+                <w:numId w:val="6"/>
+              </w:numPr>
+              <w:spacing w:line="259" w:lineRule="auto"/>
+              <w:ind w:left="720" w:right="0" w:hanging="360"/>
+              <w:rPr>
+                <w:rFonts w:ascii="Calibri" w:cs="Calibri" w:eastAsia="Calibri" w:hAnsi="Calibri"/>
+                <w:sz w:val="22"/>
+                <w:szCs w:val="22"/>
+                <w:u w:val="none"/>
+              </w:rPr>
+            </w:pPr>
+            <w:r>
+              <w:rPr>
+                <w:rFonts w:ascii="Calibri" w:cs="Calibri" w:eastAsia="Calibri" w:hAnsi="Calibri"/>
+                <w:sz w:val="22"/>
+                <w:szCs w:val="22"/>
+                <w:rtl w:val="0"/>
+              </w:rPr>
+              <w:t xml:space="preserve">El sistema no operará en la nube durante esta etapa, solamente lo hará de manera local.</w:t>
+            </w:r>
+          </w:p>
+          <w:p>
+            <w:pPr>
+              <w:numPr>
+                <w:ilvl w:val="0"/>
+                <w:numId w:val="6"/>
+              </w:numPr>
+              <w:spacing w:line="259" w:lineRule="auto"/>
+              <w:ind w:left="720" w:right="0" w:hanging="360"/>
+              <w:rPr>
+                <w:rFonts w:ascii="Calibri" w:cs="Calibri" w:eastAsia="Calibri" w:hAnsi="Calibri"/>
+                <w:sz w:val="22"/>
+                <w:szCs w:val="22"/>
+                <w:u w:val="none"/>
+              </w:rPr>
+            </w:pPr>
+            <w:r>
+              <w:rPr>
+                <w:rFonts w:ascii="Calibri" w:cs="Calibri" w:eastAsia="Calibri" w:hAnsi="Calibri"/>
+                <w:sz w:val="22"/>
+                <w:szCs w:val="22"/>
+                <w:rtl w:val="0"/>
+              </w:rPr>
+              <w:t xml:space="preserve">El sistema por ahora solo será desarrollado con tecnologías dominadas por nosotros.</w:t>
+            </w:r>
+          </w:p>
+        </w:tc>
+      </w:tr>
+      <w:tr>
+        <w:trPr>
+          <w:cantSplit w:val="0"/>
+          <w:trHeight w:val="2294" w:hRule="atLeast"/>
+          <w:tblHeader w:val="0"/>
+        </w:trPr>
+        <w:tc>
+          <w:tcPr>
+            <w:tcBorders>
+              <w:top w:color="bebebe" w:space="0" w:sz="8" w:val="single"/>
+              <w:left w:color="bebebe" w:space="0" w:sz="8" w:val="single"/>
+              <w:bottom w:color="bebebe" w:space="0" w:sz="8" w:val="single"/>
+              <w:right w:color="bebebe" w:space="0" w:sz="8" w:val="single"/>
+            </w:tcBorders>
+            <w:shd w:fill="f7f8fa" w:val="clear"/>
+          </w:tcPr>
+          <w:p>
+            <w:pPr>
+              <w:spacing w:line="259" w:lineRule="auto"/>
+              <w:ind w:left="55" w:right="0" w:firstLine="0"/>
+              <w:rPr>
+                <w:rFonts w:ascii="Calibri" w:cs="Calibri" w:eastAsia="Calibri" w:hAnsi="Calibri"/>
+              </w:rPr>
+            </w:pPr>
+            <w:r>
+              <w:rPr>
+                <w:rFonts w:ascii="Calibri" w:cs="Calibri" w:eastAsia="Calibri" w:hAnsi="Calibri"/>
+                <w:sz w:val="18"/>
+                <w:szCs w:val="18"/>
+                <w:rtl w:val="0"/>
+              </w:rPr>
+              <w:t xml:space="preserve">RESULTADOS CLAVE </w:t>
+            </w:r>
+            <w:r>
+              <w:rPr>
+                <w:rtl w:val="0"/>
+              </w:rPr>
+            </w:r>
+          </w:p>
+        </w:tc>
+        <w:tc>
+          <w:tcPr>
+            <w:gridSpan w:val="3"/>
+            <w:tcBorders>
+              <w:top w:color="bebebe" w:space="0" w:sz="8" w:val="single"/>
+              <w:left w:color="bebebe" w:space="0" w:sz="8" w:val="single"/>
+              <w:bottom w:color="bebebe" w:space="0" w:sz="8" w:val="single"/>
+              <w:right w:color="000000" w:space="0" w:sz="0" w:val="nil"/>
+            </w:tcBorders>
+          </w:tcPr>
           <w:p>
             <w:pPr>
               <w:keepNext w:val="0"/>
@@ -700,19 +1108,60 @@
               <w:jc w:val="left"/>
               <w:rPr>
                 <w:rFonts w:ascii="Calibri" w:cs="Calibri" w:eastAsia="Calibri" w:hAnsi="Calibri"/>
+                <w:b w:val="0"/>
+                <w:i w:val="0"/>
+                <w:smallCaps w:val="0"/>
+                <w:strike w:val="0"/>
+                <w:color w:val="000000"/>
                 <w:sz w:val="22"/>
                 <w:szCs w:val="22"/>
                 <w:u w:val="none"/>
-              </w:rPr>
-            </w:pPr>
-            <w:r>
-              <w:rPr>
-                <w:rFonts w:ascii="Calibri" w:cs="Calibri" w:eastAsia="Calibri" w:hAnsi="Calibri"/>
-                <w:sz w:val="22"/>
-                <w:szCs w:val="22"/>
-                <w:rtl w:val="0"/>
-              </w:rPr>
-              <w:t xml:space="preserve">El sistema operará en plataformas web y app.</w:t>
+                <w:shd w:fill="auto" w:val="clear"/>
+                <w:vertAlign w:val="baseline"/>
+              </w:rPr>
+            </w:pPr>
+            <w:r>
+              <w:rPr>
+                <w:rFonts w:ascii="Calibri" w:cs="Calibri" w:eastAsia="Calibri" w:hAnsi="Calibri"/>
+                <w:b w:val="0"/>
+                <w:i w:val="0"/>
+                <w:smallCaps w:val="0"/>
+                <w:strike w:val="0"/>
+                <w:color w:val="000000"/>
+                <w:sz w:val="22"/>
+                <w:szCs w:val="22"/>
+                <w:u w:val="none"/>
+                <w:shd w:fill="auto" w:val="clear"/>
+                <w:vertAlign w:val="baseline"/>
+                <w:rtl w:val="0"/>
+              </w:rPr>
+              <w:t xml:space="preserve">Plataforma web funcional </w:t>
+            </w:r>
+            <w:r>
+              <w:rPr>
+                <w:rFonts w:ascii="Calibri" w:cs="Calibri" w:eastAsia="Calibri" w:hAnsi="Calibri"/>
+                <w:sz w:val="22"/>
+                <w:szCs w:val="22"/>
+                <w:rtl w:val="0"/>
+              </w:rPr>
+              <w:t xml:space="preserve">para la gestión de </w:t>
+            </w:r>
+            <w:r>
+              <w:rPr>
+                <w:rFonts w:ascii="Calibri" w:cs="Calibri" w:eastAsia="Calibri" w:hAnsi="Calibri"/>
+                <w:b w:val="0"/>
+                <w:i w:val="0"/>
+                <w:smallCaps w:val="0"/>
+                <w:strike w:val="0"/>
+                <w:color w:val="000000"/>
+                <w:sz w:val="22"/>
+                <w:szCs w:val="22"/>
+                <w:u w:val="none"/>
+                <w:shd w:fill="auto" w:val="clear"/>
+                <w:vertAlign w:val="baseline"/>
+                <w:rtl w:val="0"/>
+              </w:rPr>
+              <w:t xml:space="preserve">practicantes y administradores.</w:t>
             </w:r>
           </w:p>
           <w:p>
@@ -738,19 +1187,92 @@
               <w:jc w:val="left"/>
               <w:rPr>
                 <w:rFonts w:ascii="Calibri" w:cs="Calibri" w:eastAsia="Calibri" w:hAnsi="Calibri"/>
+                <w:b w:val="0"/>
+                <w:i w:val="0"/>
+                <w:smallCaps w:val="0"/>
+                <w:strike w:val="0"/>
+                <w:color w:val="000000"/>
                 <w:sz w:val="22"/>
                 <w:szCs w:val="22"/>
                 <w:u w:val="none"/>
-              </w:rPr>
-            </w:pPr>
-            <w:r>
-              <w:rPr>
-                <w:rFonts w:ascii="Calibri" w:cs="Calibri" w:eastAsia="Calibri" w:hAnsi="Calibri"/>
-                <w:sz w:val="22"/>
-                <w:szCs w:val="22"/>
-                <w:rtl w:val="0"/>
-              </w:rPr>
-              <w:t xml:space="preserve">Incluirá servicios como la asignación de cursos y las evaluaciones a estas mismas.</w:t>
+                <w:shd w:fill="auto" w:val="clear"/>
+                <w:vertAlign w:val="baseline"/>
+              </w:rPr>
+            </w:pPr>
+            <w:r>
+              <w:rPr>
+                <w:rFonts w:ascii="Calibri" w:cs="Calibri" w:eastAsia="Calibri" w:hAnsi="Calibri"/>
+                <w:b w:val="0"/>
+                <w:i w:val="0"/>
+                <w:smallCaps w:val="0"/>
+                <w:strike w:val="0"/>
+                <w:color w:val="000000"/>
+                <w:sz w:val="22"/>
+                <w:szCs w:val="22"/>
+                <w:u w:val="none"/>
+                <w:shd w:fill="auto" w:val="clear"/>
+                <w:vertAlign w:val="baseline"/>
+                <w:rtl w:val="0"/>
+              </w:rPr>
+              <w:t xml:space="preserve">Cumplimiento del cronograma definido y presupuesto aprobado.</w:t>
+            </w:r>
+          </w:p>
+          <w:p>
+            <w:pPr>
+              <w:keepNext w:val="0"/>
+              <w:keepLines w:val="0"/>
+              <w:pageBreakBefore w:val="0"/>
+              <w:widowControl w:val="1"/>
+              <w:numPr>
+                <w:ilvl w:val="0"/>
+                <w:numId w:val="2"/>
+              </w:numPr>
+              <w:pBdr>
+                <w:top w:space="0" w:sz="0" w:val="nil"/>
+                <w:left w:space="0" w:sz="0" w:val="nil"/>
+                <w:bottom w:space="0" w:sz="0" w:val="nil"/>
+                <w:right w:space="0" w:sz="0" w:val="nil"/>
+                <w:between w:space="0" w:sz="0" w:val="nil"/>
+              </w:pBdr>
+              <w:shd w:fill="auto" w:val="clear"/>
+              <w:spacing w:after="0" w:before="0" w:line="259" w:lineRule="auto"/>
+              <w:ind w:left="720" w:right="0" w:hanging="360"/>
+              <w:jc w:val="left"/>
+              <w:rPr>
+                <w:rFonts w:ascii="Calibri" w:cs="Calibri" w:eastAsia="Calibri" w:hAnsi="Calibri"/>
+                <w:b w:val="0"/>
+                <w:i w:val="0"/>
+                <w:smallCaps w:val="0"/>
+                <w:strike w:val="0"/>
+                <w:color w:val="000000"/>
+                <w:sz w:val="22"/>
+                <w:szCs w:val="22"/>
+                <w:u w:val="none"/>
+                <w:shd w:fill="auto" w:val="clear"/>
+                <w:vertAlign w:val="baseline"/>
+              </w:rPr>
+            </w:pPr>
+            <w:r>
+              <w:rPr>
+                <w:rFonts w:ascii="Calibri" w:cs="Calibri" w:eastAsia="Calibri" w:hAnsi="Calibri"/>
+                <w:b w:val="0"/>
+                <w:i w:val="0"/>
+                <w:smallCaps w:val="0"/>
+                <w:strike w:val="0"/>
+                <w:color w:val="000000"/>
+                <w:sz w:val="22"/>
+                <w:szCs w:val="22"/>
+                <w:u w:val="none"/>
+                <w:shd w:fill="auto" w:val="clear"/>
+                <w:vertAlign w:val="baseline"/>
+                <w:rtl w:val="0"/>
+              </w:rPr>
+              <w:t xml:space="preserve">Aceptación del producto.</w:t>
+            </w:r>
+            <w:r>
+              <w:rPr>
+                <w:rtl w:val="0"/>
+              </w:rPr>
             </w:r>
           </w:p>
           <w:p>
@@ -783,220 +1305,7 @@
                 <w:szCs w:val="22"/>
                 <w:rtl w:val="0"/>
               </w:rPr>
-              <w:t xml:space="preserve">Gestion:</w:t>
-            </w:r>
-          </w:p>
-          <w:p>
-            <w:pPr>
-              <w:keepNext w:val="0"/>
-              <w:keepLines w:val="0"/>
-              <w:pageBreakBefore w:val="0"/>
-              <w:widowControl w:val="1"/>
-              <w:numPr>
-                <w:ilvl w:val="0"/>
-                <w:numId w:val="8"/>
-              </w:numPr>
-              <w:pBdr>
-                <w:top w:space="0" w:sz="0" w:val="nil"/>
-                <w:left w:space="0" w:sz="0" w:val="nil"/>
-                <w:bottom w:space="0" w:sz="0" w:val="nil"/>
-                <w:right w:space="0" w:sz="0" w:val="nil"/>
-                <w:between w:space="0" w:sz="0" w:val="nil"/>
-              </w:pBdr>
-              <w:shd w:fill="auto" w:val="clear"/>
-              <w:spacing w:after="0" w:before="0" w:line="259" w:lineRule="auto"/>
-              <w:ind w:left="720" w:right="0" w:hanging="360"/>
-              <w:jc w:val="left"/>
-              <w:rPr>
-                <w:rFonts w:ascii="Calibri" w:cs="Calibri" w:eastAsia="Calibri" w:hAnsi="Calibri"/>
-                <w:sz w:val="22"/>
-                <w:szCs w:val="22"/>
-                <w:u w:val="none"/>
-              </w:rPr>
-            </w:pPr>
-            <w:r>
-              <w:rPr>
-                <w:rFonts w:ascii="Calibri" w:cs="Calibri" w:eastAsia="Calibri" w:hAnsi="Calibri"/>
-                <w:sz w:val="22"/>
-                <w:szCs w:val="22"/>
-                <w:rtl w:val="0"/>
-              </w:rPr>
-              <w:t xml:space="preserve">La gestión de los contenidos y usuarios, lo gestionará un administrador de sistemas.</w:t>
-            </w:r>
-          </w:p>
-          <w:p>
-            <w:pPr>
-              <w:keepNext w:val="0"/>
-              <w:keepLines w:val="0"/>
-              <w:pageBreakBefore w:val="0"/>
-              <w:widowControl w:val="1"/>
-              <w:pBdr>
-                <w:top w:space="0" w:sz="0" w:val="nil"/>
-                <w:left w:space="0" w:sz="0" w:val="nil"/>
-                <w:bottom w:space="0" w:sz="0" w:val="nil"/>
-                <w:right w:space="0" w:sz="0" w:val="nil"/>
-                <w:between w:space="0" w:sz="0" w:val="nil"/>
-              </w:pBdr>
-              <w:shd w:fill="auto" w:val="clear"/>
-              <w:spacing w:after="0" w:before="0" w:line="259" w:lineRule="auto"/>
-              <w:ind w:left="0" w:right="0" w:firstLine="0"/>
-              <w:jc w:val="left"/>
-              <w:rPr>
-                <w:rFonts w:ascii="Calibri" w:cs="Calibri" w:eastAsia="Calibri" w:hAnsi="Calibri"/>
-                <w:sz w:val="22"/>
-                <w:szCs w:val="22"/>
-              </w:rPr>
-            </w:pPr>
-            <w:r>
-              <w:rPr>
-                <w:rFonts w:ascii="Calibri" w:cs="Calibri" w:eastAsia="Calibri" w:hAnsi="Calibri"/>
-                <w:sz w:val="22"/>
-                <w:szCs w:val="22"/>
-                <w:rtl w:val="0"/>
-              </w:rPr>
-              <w:t xml:space="preserve">Recursos:</w:t>
-            </w:r>
-          </w:p>
-          <w:p>
-            <w:pPr>
-              <w:keepNext w:val="0"/>
-              <w:keepLines w:val="0"/>
-              <w:pageBreakBefore w:val="0"/>
-              <w:widowControl w:val="1"/>
-              <w:numPr>
-                <w:ilvl w:val="0"/>
-                <w:numId w:val="1"/>
-              </w:numPr>
-              <w:pBdr>
-                <w:top w:space="0" w:sz="0" w:val="nil"/>
-                <w:left w:space="0" w:sz="0" w:val="nil"/>
-                <w:bottom w:space="0" w:sz="0" w:val="nil"/>
-                <w:right w:space="0" w:sz="0" w:val="nil"/>
-                <w:between w:space="0" w:sz="0" w:val="nil"/>
-              </w:pBdr>
-              <w:shd w:fill="auto" w:val="clear"/>
-              <w:spacing w:after="0" w:before="0" w:line="259" w:lineRule="auto"/>
-              <w:ind w:left="720" w:right="0" w:hanging="360"/>
-              <w:jc w:val="left"/>
-              <w:rPr>
-                <w:rFonts w:ascii="Calibri" w:cs="Calibri" w:eastAsia="Calibri" w:hAnsi="Calibri"/>
-                <w:sz w:val="22"/>
-                <w:szCs w:val="22"/>
-                <w:u w:val="none"/>
-              </w:rPr>
-            </w:pPr>
-            <w:r>
-              <w:rPr>
-                <w:rFonts w:ascii="Calibri" w:cs="Calibri" w:eastAsia="Calibri" w:hAnsi="Calibri"/>
-                <w:sz w:val="22"/>
-                <w:szCs w:val="22"/>
-                <w:rtl w:val="0"/>
-              </w:rPr>
-              <w:t xml:space="preserve">Humanos: Practicantes y Administradores.</w:t>
-            </w:r>
-          </w:p>
-          <w:p>
-            <w:pPr>
-              <w:keepNext w:val="0"/>
-              <w:keepLines w:val="0"/>
-              <w:pageBreakBefore w:val="0"/>
-              <w:widowControl w:val="1"/>
-              <w:numPr>
-                <w:ilvl w:val="0"/>
-                <w:numId w:val="1"/>
-              </w:numPr>
-              <w:pBdr>
-                <w:top w:space="0" w:sz="0" w:val="nil"/>
-                <w:left w:space="0" w:sz="0" w:val="nil"/>
-                <w:bottom w:space="0" w:sz="0" w:val="nil"/>
-                <w:right w:space="0" w:sz="0" w:val="nil"/>
-                <w:between w:space="0" w:sz="0" w:val="nil"/>
-              </w:pBdr>
-              <w:shd w:fill="auto" w:val="clear"/>
-              <w:spacing w:after="0" w:before="0" w:line="259" w:lineRule="auto"/>
-              <w:ind w:left="720" w:right="0" w:hanging="360"/>
-              <w:jc w:val="left"/>
-              <w:rPr>
-                <w:rFonts w:ascii="Calibri" w:cs="Calibri" w:eastAsia="Calibri" w:hAnsi="Calibri"/>
-                <w:sz w:val="22"/>
-                <w:szCs w:val="22"/>
-                <w:u w:val="none"/>
-              </w:rPr>
-            </w:pPr>
-            <w:r>
-              <w:rPr>
-                <w:rFonts w:ascii="Calibri" w:cs="Calibri" w:eastAsia="Calibri" w:hAnsi="Calibri"/>
-                <w:sz w:val="22"/>
-                <w:szCs w:val="22"/>
-                <w:rtl w:val="0"/>
-              </w:rPr>
-              <w:t xml:space="preserve">Tecnológico: Hosting propio y dominio básico.</w:t>
-            </w:r>
-          </w:p>
-          <w:p>
-            <w:pPr>
-              <w:keepNext w:val="0"/>
-              <w:keepLines w:val="0"/>
-              <w:pageBreakBefore w:val="0"/>
-              <w:widowControl w:val="1"/>
-              <w:pBdr>
-                <w:top w:space="0" w:sz="0" w:val="nil"/>
-                <w:left w:space="0" w:sz="0" w:val="nil"/>
-                <w:bottom w:space="0" w:sz="0" w:val="nil"/>
-                <w:right w:space="0" w:sz="0" w:val="nil"/>
-                <w:between w:space="0" w:sz="0" w:val="nil"/>
-              </w:pBdr>
-              <w:shd w:fill="auto" w:val="clear"/>
-              <w:spacing w:after="0" w:before="0" w:line="259" w:lineRule="auto"/>
-              <w:ind w:left="0" w:right="0" w:firstLine="0"/>
-              <w:jc w:val="left"/>
-              <w:rPr>
-                <w:rFonts w:ascii="Calibri" w:cs="Calibri" w:eastAsia="Calibri" w:hAnsi="Calibri"/>
-                <w:sz w:val="22"/>
-                <w:szCs w:val="22"/>
-              </w:rPr>
-            </w:pPr>
-            <w:r>
-              <w:rPr>
-                <w:rFonts w:ascii="Calibri" w:cs="Calibri" w:eastAsia="Calibri" w:hAnsi="Calibri"/>
-                <w:sz w:val="22"/>
-                <w:szCs w:val="22"/>
-                <w:rtl w:val="0"/>
-              </w:rPr>
-              <w:t xml:space="preserve">Entrega: Se entregará el proyecto como una web y aplicación móvil operativa junto con una capacitación para entender bien el funcionamiento de la página/App.</w:t>
-            </w:r>
-          </w:p>
-          <w:p>
-            <w:pPr>
-              <w:keepNext w:val="0"/>
-              <w:keepLines w:val="0"/>
-              <w:pageBreakBefore w:val="0"/>
-              <w:widowControl w:val="1"/>
-              <w:pBdr>
-                <w:top w:space="0" w:sz="0" w:val="nil"/>
-                <w:left w:space="0" w:sz="0" w:val="nil"/>
-                <w:bottom w:space="0" w:sz="0" w:val="nil"/>
-                <w:right w:space="0" w:sz="0" w:val="nil"/>
-                <w:between w:space="0" w:sz="0" w:val="nil"/>
-              </w:pBdr>
-              <w:shd w:fill="auto" w:val="clear"/>
-              <w:spacing w:after="0" w:before="0" w:line="259" w:lineRule="auto"/>
-              <w:ind w:left="0" w:right="0" w:firstLine="0"/>
-              <w:jc w:val="left"/>
-              <w:rPr>
-                <w:rFonts w:ascii="Calibri" w:cs="Calibri" w:eastAsia="Calibri" w:hAnsi="Calibri"/>
-                <w:sz w:val="22"/>
-                <w:szCs w:val="22"/>
-              </w:rPr>
-            </w:pPr>
-            <w:r>
-              <w:rPr>
-                <w:rFonts w:ascii="Calibri" w:cs="Calibri" w:eastAsia="Calibri" w:hAnsi="Calibri"/>
-                <w:sz w:val="22"/>
-                <w:szCs w:val="22"/>
-                <w:rtl w:val="0"/>
-              </w:rPr>
-              <w:t xml:space="preserve">que hace?</w:t>
+              <w:t xml:space="preserve">Criterios de Éxito:</w:t>
             </w:r>
           </w:p>
           <w:p>
@@ -1034,7 +1343,7 @@
                 <w:szCs w:val="22"/>
                 <w:rtl w:val="0"/>
               </w:rPr>
-              <w:t xml:space="preserve">Permitir el registro y autenticación de practicantes y tutores.</w:t>
+              <w:t xml:space="preserve">Funcionalidad: 100% funcional de las tareas propuestas</w:t>
             </w:r>
           </w:p>
           <w:p>
@@ -1072,7 +1381,7 @@
                 <w:szCs w:val="22"/>
                 <w:rtl w:val="0"/>
               </w:rPr>
-              <w:t xml:space="preserve">Asignar cursos y módulos a practicantes.</w:t>
+              <w:t xml:space="preserve">Accesibilidad: La web debe ser accesible desde cualquier navegador.</w:t>
             </w:r>
           </w:p>
           <w:p>
@@ -1110,124 +1419,9 @@
                 <w:szCs w:val="22"/>
                 <w:rtl w:val="0"/>
               </w:rPr>
-              <w:t xml:space="preserve">Gestionar y generar evaluaciones.</w:t>
-            </w:r>
-          </w:p>
-          <w:p>
-            <w:pPr>
-              <w:keepNext w:val="0"/>
-              <w:keepLines w:val="0"/>
-              <w:pageBreakBefore w:val="0"/>
-              <w:widowControl w:val="1"/>
-              <w:pBdr>
-                <w:top w:space="0" w:sz="0" w:val="nil"/>
-                <w:left w:space="0" w:sz="0" w:val="nil"/>
-                <w:bottom w:space="0" w:sz="0" w:val="nil"/>
-                <w:right w:space="0" w:sz="0" w:val="nil"/>
-                <w:between w:space="0" w:sz="0" w:val="nil"/>
-              </w:pBdr>
-              <w:shd w:fill="auto" w:val="clear"/>
-              <w:spacing w:after="0" w:before="0" w:line="259" w:lineRule="auto"/>
-              <w:ind w:left="0" w:right="0" w:firstLine="0"/>
-              <w:jc w:val="left"/>
-              <w:rPr>
-                <w:rFonts w:ascii="Calibri" w:cs="Calibri" w:eastAsia="Calibri" w:hAnsi="Calibri"/>
-                <w:sz w:val="22"/>
-                <w:szCs w:val="22"/>
-              </w:rPr>
-            </w:pPr>
-            <w:r>
-              <w:rPr>
-                <w:rFonts w:ascii="Calibri" w:cs="Calibri" w:eastAsia="Calibri" w:hAnsi="Calibri"/>
-                <w:sz w:val="22"/>
-                <w:szCs w:val="22"/>
-                <w:rtl w:val="0"/>
-              </w:rPr>
-              <w:t xml:space="preserve">que no hace?</w:t>
-            </w:r>
-            <w:r>
-              <w:rPr>
-                <w:rtl w:val="0"/>
-              </w:rPr>
-            </w:r>
-          </w:p>
-          <w:p>
-            <w:pPr>
-              <w:numPr>
-                <w:ilvl w:val="0"/>
-                <w:numId w:val="9"/>
-              </w:numPr>
-              <w:spacing w:line="259" w:lineRule="auto"/>
-              <w:ind w:left="720" w:right="0" w:hanging="360"/>
-              <w:rPr>
-                <w:rFonts w:ascii="Calibri" w:cs="Calibri" w:eastAsia="Calibri" w:hAnsi="Calibri"/>
-                <w:sz w:val="22"/>
-                <w:szCs w:val="22"/>
-                <w:u w:val="none"/>
-              </w:rPr>
-            </w:pPr>
-            <w:r>
-              <w:rPr>
-                <w:rFonts w:ascii="Calibri" w:cs="Calibri" w:eastAsia="Calibri" w:hAnsi="Calibri"/>
-                <w:sz w:val="22"/>
-                <w:szCs w:val="22"/>
-                <w:rtl w:val="0"/>
-              </w:rPr>
-              <w:t xml:space="preserve">No contará con IA</w:t>
-            </w:r>
-          </w:p>
-        </w:tc>
-      </w:tr>
-      <w:tr>
-        <w:trPr>
-          <w:cantSplit w:val="0"/>
-          <w:trHeight w:val="2294" w:hRule="atLeast"/>
-          <w:tblHeader w:val="0"/>
-        </w:trPr>
-        <w:tc>
-          <w:tcPr>
-            <w:tcBorders>
-              <w:top w:color="bebebe" w:space="0" w:sz="8" w:val="single"/>
-              <w:left w:color="bebebe" w:space="0" w:sz="8" w:val="single"/>
-              <w:bottom w:color="bebebe" w:space="0" w:sz="8" w:val="single"/>
-              <w:right w:color="bebebe" w:space="0" w:sz="8" w:val="single"/>
-            </w:tcBorders>
-            <w:shd w:fill="f7f8fa" w:val="clear"/>
-          </w:tcPr>
-          <w:p>
-            <w:pPr>
-              <w:spacing w:line="259" w:lineRule="auto"/>
-              <w:ind w:left="55" w:right="0" w:firstLine="0"/>
-              <w:rPr>
-                <w:rFonts w:ascii="Calibri" w:cs="Calibri" w:eastAsia="Calibri" w:hAnsi="Calibri"/>
-              </w:rPr>
-            </w:pPr>
-            <w:r>
-              <w:rPr>
-                <w:rFonts w:ascii="Calibri" w:cs="Calibri" w:eastAsia="Calibri" w:hAnsi="Calibri"/>
-                <w:sz w:val="18"/>
-                <w:szCs w:val="18"/>
-                <w:rtl w:val="0"/>
-              </w:rPr>
-              <w:t xml:space="preserve">RESULTADOS CLAVE </w:t>
-            </w:r>
-            <w:r>
-              <w:rPr>
-                <w:rtl w:val="0"/>
-              </w:rPr>
-            </w:r>
-          </w:p>
-        </w:tc>
-        <w:tc>
-          <w:tcPr>
-            <w:gridSpan w:val="3"/>
-            <w:tcBorders>
-              <w:top w:color="bebebe" w:space="0" w:sz="8" w:val="single"/>
-              <w:left w:color="bebebe" w:space="0" w:sz="8" w:val="single"/>
-              <w:bottom w:color="bebebe" w:space="0" w:sz="8" w:val="single"/>
-              <w:right w:color="000000" w:space="0" w:sz="0" w:val="nil"/>
-            </w:tcBorders>
-          </w:tcPr>
+              <w:t xml:space="preserve">Seguridad: Acceso seguro con datos cifrados.</w:t>
+            </w:r>
+          </w:p>
           <w:p>
             <w:pPr>
               <w:keepNext w:val="0"/>
@@ -1236,397 +1430,7 @@
               <w:widowControl w:val="1"/>
               <w:numPr>
                 <w:ilvl w:val="0"/>
-                <w:numId w:val="4"/>
-              </w:numPr>
-              <w:pBdr>
-                <w:top w:space="0" w:sz="0" w:val="nil"/>
-                <w:left w:space="0" w:sz="0" w:val="nil"/>
-                <w:bottom w:space="0" w:sz="0" w:val="nil"/>
-                <w:right w:space="0" w:sz="0" w:val="nil"/>
-                <w:between w:space="0" w:sz="0" w:val="nil"/>
-              </w:pBdr>
-              <w:shd w:fill="auto" w:val="clear"/>
-              <w:spacing w:after="0" w:before="0" w:line="259" w:lineRule="auto"/>
-              <w:ind w:left="720" w:right="0" w:hanging="360"/>
-              <w:jc w:val="left"/>
-              <w:rPr>
-                <w:rFonts w:ascii="Calibri" w:cs="Calibri" w:eastAsia="Calibri" w:hAnsi="Calibri"/>
-                <w:b w:val="0"/>
-                <w:i w:val="0"/>
-                <w:smallCaps w:val="0"/>
-                <w:strike w:val="0"/>
-                <w:color w:val="000000"/>
-                <w:sz w:val="22"/>
-                <w:szCs w:val="22"/>
-                <w:u w:val="none"/>
-                <w:shd w:fill="auto" w:val="clear"/>
-                <w:vertAlign w:val="baseline"/>
-              </w:rPr>
-            </w:pPr>
-            <w:r>
-              <w:rPr>
-                <w:rFonts w:ascii="Calibri" w:cs="Calibri" w:eastAsia="Calibri" w:hAnsi="Calibri"/>
-                <w:b w:val="0"/>
-                <w:i w:val="0"/>
-                <w:smallCaps w:val="0"/>
-                <w:strike w:val="0"/>
-                <w:color w:val="000000"/>
-                <w:sz w:val="22"/>
-                <w:szCs w:val="22"/>
-                <w:u w:val="none"/>
-                <w:shd w:fill="auto" w:val="clear"/>
-                <w:vertAlign w:val="baseline"/>
-                <w:rtl w:val="0"/>
-              </w:rPr>
-              <w:t xml:space="preserve">Plataforma web funcional </w:t>
-            </w:r>
-            <w:r>
-              <w:rPr>
-                <w:rFonts w:ascii="Calibri" w:cs="Calibri" w:eastAsia="Calibri" w:hAnsi="Calibri"/>
-                <w:sz w:val="22"/>
-                <w:szCs w:val="22"/>
-                <w:rtl w:val="0"/>
-              </w:rPr>
-              <w:t xml:space="preserve">para la gestión de </w:t>
-            </w:r>
-            <w:r>
-              <w:rPr>
-                <w:rFonts w:ascii="Calibri" w:cs="Calibri" w:eastAsia="Calibri" w:hAnsi="Calibri"/>
-                <w:b w:val="0"/>
-                <w:i w:val="0"/>
-                <w:smallCaps w:val="0"/>
-                <w:strike w:val="0"/>
-                <w:color w:val="000000"/>
-                <w:sz w:val="22"/>
-                <w:szCs w:val="22"/>
-                <w:u w:val="none"/>
-                <w:shd w:fill="auto" w:val="clear"/>
-                <w:vertAlign w:val="baseline"/>
-                <w:rtl w:val="0"/>
-              </w:rPr>
-              <w:t xml:space="preserve">practicantes y administradores.</w:t>
-            </w:r>
-          </w:p>
-          <w:p>
-            <w:pPr>
-              <w:keepNext w:val="0"/>
-              <w:keepLines w:val="0"/>
-              <w:pageBreakBefore w:val="0"/>
-              <w:widowControl w:val="1"/>
-              <w:numPr>
-                <w:ilvl w:val="0"/>
-                <w:numId w:val="4"/>
-              </w:numPr>
-              <w:pBdr>
-                <w:top w:space="0" w:sz="0" w:val="nil"/>
-                <w:left w:space="0" w:sz="0" w:val="nil"/>
-                <w:bottom w:space="0" w:sz="0" w:val="nil"/>
-                <w:right w:space="0" w:sz="0" w:val="nil"/>
-                <w:between w:space="0" w:sz="0" w:val="nil"/>
-              </w:pBdr>
-              <w:shd w:fill="auto" w:val="clear"/>
-              <w:spacing w:after="0" w:before="0" w:line="259" w:lineRule="auto"/>
-              <w:ind w:left="720" w:right="0" w:hanging="360"/>
-              <w:jc w:val="left"/>
-              <w:rPr>
-                <w:rFonts w:ascii="Calibri" w:cs="Calibri" w:eastAsia="Calibri" w:hAnsi="Calibri"/>
-                <w:b w:val="0"/>
-                <w:i w:val="0"/>
-                <w:smallCaps w:val="0"/>
-                <w:strike w:val="0"/>
-                <w:color w:val="000000"/>
-                <w:sz w:val="22"/>
-                <w:szCs w:val="22"/>
-                <w:u w:val="none"/>
-                <w:shd w:fill="auto" w:val="clear"/>
-                <w:vertAlign w:val="baseline"/>
-              </w:rPr>
-            </w:pPr>
-            <w:r>
-              <w:rPr>
-                <w:rFonts w:ascii="Calibri" w:cs="Calibri" w:eastAsia="Calibri" w:hAnsi="Calibri"/>
-                <w:b w:val="0"/>
-                <w:i w:val="0"/>
-                <w:smallCaps w:val="0"/>
-                <w:strike w:val="0"/>
-                <w:color w:val="000000"/>
-                <w:sz w:val="22"/>
-                <w:szCs w:val="22"/>
-                <w:u w:val="none"/>
-                <w:shd w:fill="auto" w:val="clear"/>
-                <w:vertAlign w:val="baseline"/>
-                <w:rtl w:val="0"/>
-              </w:rPr>
-              <w:t xml:space="preserve">Aplicación móvil disponible.</w:t>
-            </w:r>
-          </w:p>
-          <w:p>
-            <w:pPr>
-              <w:keepNext w:val="0"/>
-              <w:keepLines w:val="0"/>
-              <w:pageBreakBefore w:val="0"/>
-              <w:widowControl w:val="1"/>
-              <w:numPr>
-                <w:ilvl w:val="0"/>
-                <w:numId w:val="4"/>
-              </w:numPr>
-              <w:pBdr>
-                <w:top w:space="0" w:sz="0" w:val="nil"/>
-                <w:left w:space="0" w:sz="0" w:val="nil"/>
-                <w:bottom w:space="0" w:sz="0" w:val="nil"/>
-                <w:right w:space="0" w:sz="0" w:val="nil"/>
-                <w:between w:space="0" w:sz="0" w:val="nil"/>
-              </w:pBdr>
-              <w:shd w:fill="auto" w:val="clear"/>
-              <w:spacing w:after="0" w:before="0" w:line="259" w:lineRule="auto"/>
-              <w:ind w:left="720" w:right="0" w:hanging="360"/>
-              <w:jc w:val="left"/>
-              <w:rPr>
-                <w:rFonts w:ascii="Calibri" w:cs="Calibri" w:eastAsia="Calibri" w:hAnsi="Calibri"/>
-                <w:b w:val="0"/>
-                <w:i w:val="0"/>
-                <w:smallCaps w:val="0"/>
-                <w:strike w:val="0"/>
-                <w:color w:val="000000"/>
-                <w:sz w:val="22"/>
-                <w:szCs w:val="22"/>
-                <w:u w:val="none"/>
-                <w:shd w:fill="auto" w:val="clear"/>
-                <w:vertAlign w:val="baseline"/>
-              </w:rPr>
-            </w:pPr>
-            <w:r>
-              <w:rPr>
-                <w:rFonts w:ascii="Calibri" w:cs="Calibri" w:eastAsia="Calibri" w:hAnsi="Calibri"/>
-                <w:b w:val="0"/>
-                <w:i w:val="0"/>
-                <w:smallCaps w:val="0"/>
-                <w:strike w:val="0"/>
-                <w:color w:val="000000"/>
-                <w:sz w:val="22"/>
-                <w:szCs w:val="22"/>
-                <w:u w:val="none"/>
-                <w:shd w:fill="auto" w:val="clear"/>
-                <w:vertAlign w:val="baseline"/>
-                <w:rtl w:val="0"/>
-              </w:rPr>
-              <w:t xml:space="preserve">Cumplimiento del cronograma definido y presupuesto aprobado.</w:t>
-            </w:r>
-          </w:p>
-          <w:p>
-            <w:pPr>
-              <w:keepNext w:val="0"/>
-              <w:keepLines w:val="0"/>
-              <w:pageBreakBefore w:val="0"/>
-              <w:widowControl w:val="1"/>
-              <w:numPr>
-                <w:ilvl w:val="0"/>
-                <w:numId w:val="4"/>
-              </w:numPr>
-              <w:pBdr>
-                <w:top w:space="0" w:sz="0" w:val="nil"/>
-                <w:left w:space="0" w:sz="0" w:val="nil"/>
-                <w:bottom w:space="0" w:sz="0" w:val="nil"/>
-                <w:right w:space="0" w:sz="0" w:val="nil"/>
-                <w:between w:space="0" w:sz="0" w:val="nil"/>
-              </w:pBdr>
-              <w:shd w:fill="auto" w:val="clear"/>
-              <w:spacing w:after="0" w:before="0" w:line="259" w:lineRule="auto"/>
-              <w:ind w:left="720" w:right="0" w:hanging="360"/>
-              <w:jc w:val="left"/>
-              <w:rPr>
-                <w:rFonts w:ascii="Calibri" w:cs="Calibri" w:eastAsia="Calibri" w:hAnsi="Calibri"/>
-                <w:b w:val="0"/>
-                <w:i w:val="0"/>
-                <w:smallCaps w:val="0"/>
-                <w:strike w:val="0"/>
-                <w:color w:val="000000"/>
-                <w:sz w:val="22"/>
-                <w:szCs w:val="22"/>
-                <w:u w:val="none"/>
-                <w:shd w:fill="auto" w:val="clear"/>
-                <w:vertAlign w:val="baseline"/>
-              </w:rPr>
-            </w:pPr>
-            <w:r>
-              <w:rPr>
-                <w:rFonts w:ascii="Calibri" w:cs="Calibri" w:eastAsia="Calibri" w:hAnsi="Calibri"/>
-                <w:b w:val="0"/>
-                <w:i w:val="0"/>
-                <w:smallCaps w:val="0"/>
-                <w:strike w:val="0"/>
-                <w:color w:val="000000"/>
-                <w:sz w:val="22"/>
-                <w:szCs w:val="22"/>
-                <w:u w:val="none"/>
-                <w:shd w:fill="auto" w:val="clear"/>
-                <w:vertAlign w:val="baseline"/>
-                <w:rtl w:val="0"/>
-              </w:rPr>
-              <w:t xml:space="preserve">Aceptación del producto.</w:t>
-            </w:r>
-            <w:r>
-              <w:rPr>
-                <w:rtl w:val="0"/>
-              </w:rPr>
-            </w:r>
-          </w:p>
-          <w:p>
-            <w:pPr>
-              <w:keepNext w:val="0"/>
-              <w:keepLines w:val="0"/>
-              <w:pageBreakBefore w:val="0"/>
-              <w:widowControl w:val="1"/>
-              <w:pBdr>
-                <w:top w:space="0" w:sz="0" w:val="nil"/>
-                <w:left w:space="0" w:sz="0" w:val="nil"/>
-                <w:bottom w:space="0" w:sz="0" w:val="nil"/>
-                <w:right w:space="0" w:sz="0" w:val="nil"/>
-                <w:between w:space="0" w:sz="0" w:val="nil"/>
-              </w:pBdr>
-              <w:shd w:fill="auto" w:val="clear"/>
-              <w:spacing w:after="0" w:before="0" w:line="259" w:lineRule="auto"/>
-              <w:ind w:left="0" w:right="0" w:firstLine="0"/>
-              <w:jc w:val="left"/>
-              <w:rPr>
-                <w:rFonts w:ascii="Calibri" w:cs="Calibri" w:eastAsia="Calibri" w:hAnsi="Calibri"/>
-                <w:sz w:val="22"/>
-                <w:szCs w:val="22"/>
-              </w:rPr>
-            </w:pPr>
-            <w:r>
-              <w:rPr>
-                <w:rFonts w:ascii="Calibri" w:cs="Calibri" w:eastAsia="Calibri" w:hAnsi="Calibri"/>
-                <w:sz w:val="22"/>
-                <w:szCs w:val="22"/>
-                <w:rtl w:val="0"/>
-              </w:rPr>
-              <w:t xml:space="preserve">Criterios de Éxito:</w:t>
-            </w:r>
-          </w:p>
-          <w:p>
-            <w:pPr>
-              <w:keepNext w:val="0"/>
-              <w:keepLines w:val="0"/>
-              <w:pageBreakBefore w:val="0"/>
-              <w:widowControl w:val="1"/>
-              <w:numPr>
-                <w:ilvl w:val="0"/>
-                <w:numId w:val="10"/>
-              </w:numPr>
-              <w:pBdr>
-                <w:top w:space="0" w:sz="0" w:val="nil"/>
-                <w:left w:space="0" w:sz="0" w:val="nil"/>
-                <w:bottom w:space="0" w:sz="0" w:val="nil"/>
-                <w:right w:space="0" w:sz="0" w:val="nil"/>
-                <w:between w:space="0" w:sz="0" w:val="nil"/>
-              </w:pBdr>
-              <w:shd w:fill="auto" w:val="clear"/>
-              <w:spacing w:after="0" w:before="0" w:line="259" w:lineRule="auto"/>
-              <w:ind w:left="720" w:right="0" w:hanging="360"/>
-              <w:jc w:val="left"/>
-              <w:rPr>
-                <w:rFonts w:ascii="Calibri" w:cs="Calibri" w:eastAsia="Calibri" w:hAnsi="Calibri"/>
-                <w:sz w:val="22"/>
-                <w:szCs w:val="22"/>
-                <w:u w:val="none"/>
-              </w:rPr>
-            </w:pPr>
-            <w:r>
-              <w:rPr>
-                <w:rFonts w:ascii="Calibri" w:cs="Calibri" w:eastAsia="Calibri" w:hAnsi="Calibri"/>
-                <w:sz w:val="22"/>
-                <w:szCs w:val="22"/>
-                <w:rtl w:val="0"/>
-              </w:rPr>
-              <w:t xml:space="preserve">Funcionalidad: 100% funcional de las tareas propuestas</w:t>
-            </w:r>
-          </w:p>
-          <w:p>
-            <w:pPr>
-              <w:keepNext w:val="0"/>
-              <w:keepLines w:val="0"/>
-              <w:pageBreakBefore w:val="0"/>
-              <w:widowControl w:val="1"/>
-              <w:numPr>
-                <w:ilvl w:val="0"/>
-                <w:numId w:val="10"/>
-              </w:numPr>
-              <w:pBdr>
-                <w:top w:space="0" w:sz="0" w:val="nil"/>
-                <w:left w:space="0" w:sz="0" w:val="nil"/>
-                <w:bottom w:space="0" w:sz="0" w:val="nil"/>
-                <w:right w:space="0" w:sz="0" w:val="nil"/>
-                <w:between w:space="0" w:sz="0" w:val="nil"/>
-              </w:pBdr>
-              <w:shd w:fill="auto" w:val="clear"/>
-              <w:spacing w:after="0" w:before="0" w:line="259" w:lineRule="auto"/>
-              <w:ind w:left="720" w:right="0" w:hanging="360"/>
-              <w:jc w:val="left"/>
-              <w:rPr>
-                <w:rFonts w:ascii="Calibri" w:cs="Calibri" w:eastAsia="Calibri" w:hAnsi="Calibri"/>
-                <w:sz w:val="22"/>
-                <w:szCs w:val="22"/>
-                <w:u w:val="none"/>
-              </w:rPr>
-            </w:pPr>
-            <w:r>
-              <w:rPr>
-                <w:rFonts w:ascii="Calibri" w:cs="Calibri" w:eastAsia="Calibri" w:hAnsi="Calibri"/>
-                <w:sz w:val="22"/>
-                <w:szCs w:val="22"/>
-                <w:rtl w:val="0"/>
-              </w:rPr>
-              <w:t xml:space="preserve">Accesibilidad: La web y App debe ser accesible desde cualquier navegador.</w:t>
-            </w:r>
-          </w:p>
-          <w:p>
-            <w:pPr>
-              <w:keepNext w:val="0"/>
-              <w:keepLines w:val="0"/>
-              <w:pageBreakBefore w:val="0"/>
-              <w:widowControl w:val="1"/>
-              <w:numPr>
-                <w:ilvl w:val="0"/>
-                <w:numId w:val="10"/>
-              </w:numPr>
-              <w:pBdr>
-                <w:top w:space="0" w:sz="0" w:val="nil"/>
-                <w:left w:space="0" w:sz="0" w:val="nil"/>
-                <w:bottom w:space="0" w:sz="0" w:val="nil"/>
-                <w:right w:space="0" w:sz="0" w:val="nil"/>
-                <w:between w:space="0" w:sz="0" w:val="nil"/>
-              </w:pBdr>
-              <w:shd w:fill="auto" w:val="clear"/>
-              <w:spacing w:after="0" w:before="0" w:line="259" w:lineRule="auto"/>
-              <w:ind w:left="720" w:right="0" w:hanging="360"/>
-              <w:jc w:val="left"/>
-              <w:rPr>
-                <w:rFonts w:ascii="Calibri" w:cs="Calibri" w:eastAsia="Calibri" w:hAnsi="Calibri"/>
-                <w:sz w:val="22"/>
-                <w:szCs w:val="22"/>
-                <w:u w:val="none"/>
-              </w:rPr>
-            </w:pPr>
-            <w:r>
-              <w:rPr>
-                <w:rFonts w:ascii="Calibri" w:cs="Calibri" w:eastAsia="Calibri" w:hAnsi="Calibri"/>
-                <w:sz w:val="22"/>
-                <w:szCs w:val="22"/>
-                <w:rtl w:val="0"/>
-              </w:rPr>
-              <w:t xml:space="preserve">Seguridad: Acceso seguro con datos cifrados.</w:t>
-            </w:r>
-          </w:p>
-          <w:p>
-            <w:pPr>
-              <w:keepNext w:val="0"/>
-              <w:keepLines w:val="0"/>
-              <w:pageBreakBefore w:val="0"/>
-              <w:widowControl w:val="1"/>
-              <w:numPr>
-                <w:ilvl w:val="0"/>
-                <w:numId w:val="10"/>
+                <w:numId w:val="7"/>
               </w:numPr>
               <w:pBdr>
                 <w:top w:space="0" w:sz="0" w:val="nil"/>
@@ -1762,7 +1566,7 @@
               <w:widowControl w:val="1"/>
               <w:numPr>
                 <w:ilvl w:val="0"/>
-                <w:numId w:val="5"/>
+                <w:numId w:val="3"/>
               </w:numPr>
               <w:pBdr>
                 <w:top w:space="0" w:sz="0" w:val="nil"/>
@@ -1824,7 +1628,7 @@
               <w:widowControl w:val="1"/>
               <w:numPr>
                 <w:ilvl w:val="0"/>
-                <w:numId w:val="5"/>
+                <w:numId w:val="3"/>
               </w:numPr>
               <w:pBdr>
                 <w:top w:space="0" w:sz="0" w:val="nil"/>
@@ -1877,7 +1681,7 @@
               <w:widowControl w:val="1"/>
               <w:numPr>
                 <w:ilvl w:val="0"/>
-                <w:numId w:val="5"/>
+                <w:numId w:val="3"/>
               </w:numPr>
               <w:pBdr>
                 <w:top w:space="0" w:sz="0" w:val="nil"/>
@@ -1919,7 +1723,33 @@
                 <w:vertAlign w:val="baseline"/>
                 <w:rtl w:val="0"/>
               </w:rPr>
-              <w:t xml:space="preserve">Semana 9 - 12: Desarrollo de la aplicación móvil.</w:t>
+              <w:t xml:space="preserve">Semana 9 - 12: Desarrollo de la </w:t>
+            </w:r>
+            <w:r>
+              <w:rPr>
+                <w:rFonts w:ascii="Calibri" w:cs="Calibri" w:eastAsia="Calibri" w:hAnsi="Calibri"/>
+                <w:sz w:val="22"/>
+                <w:szCs w:val="22"/>
+                <w:rtl w:val="0"/>
+              </w:rPr>
+              <w:t xml:space="preserve">web responsive</w:t>
+            </w:r>
+            <w:r>
+              <w:rPr>
+                <w:rFonts w:ascii="Calibri" w:cs="Calibri" w:eastAsia="Calibri" w:hAnsi="Calibri"/>
+                <w:b w:val="0"/>
+                <w:i w:val="0"/>
+                <w:smallCaps w:val="0"/>
+                <w:strike w:val="0"/>
+                <w:color w:val="000000"/>
+                <w:sz w:val="22"/>
+                <w:szCs w:val="22"/>
+                <w:u w:val="none"/>
+                <w:shd w:fill="auto" w:val="clear"/>
+                <w:vertAlign w:val="baseline"/>
+                <w:rtl w:val="0"/>
+              </w:rPr>
+              <w:t xml:space="preserve">.</w:t>
             </w:r>
           </w:p>
           <w:p>
@@ -1930,7 +1760,7 @@
               <w:widowControl w:val="1"/>
               <w:numPr>
                 <w:ilvl w:val="0"/>
-                <w:numId w:val="5"/>
+                <w:numId w:val="3"/>
               </w:numPr>
               <w:pBdr>
                 <w:top w:space="0" w:sz="0" w:val="nil"/>
@@ -1972,7 +1802,33 @@
                 <w:vertAlign w:val="baseline"/>
                 <w:rtl w:val="0"/>
               </w:rPr>
-              <w:t xml:space="preserve">Semana 13 - 14: Pruebas funcionales.</w:t>
+              <w:t xml:space="preserve">Semana 13 - 14: </w:t>
+            </w:r>
+            <w:r>
+              <w:rPr>
+                <w:rFonts w:ascii="Calibri" w:cs="Calibri" w:eastAsia="Calibri" w:hAnsi="Calibri"/>
+                <w:sz w:val="22"/>
+                <w:szCs w:val="22"/>
+                <w:rtl w:val="0"/>
+              </w:rPr>
+              <w:t xml:space="preserve">BD y Nube</w:t>
+            </w:r>
+            <w:r>
+              <w:rPr>
+                <w:rFonts w:ascii="Calibri" w:cs="Calibri" w:eastAsia="Calibri" w:hAnsi="Calibri"/>
+                <w:b w:val="0"/>
+                <w:i w:val="0"/>
+                <w:smallCaps w:val="0"/>
+                <w:strike w:val="0"/>
+                <w:color w:val="000000"/>
+                <w:sz w:val="22"/>
+                <w:szCs w:val="22"/>
+                <w:u w:val="none"/>
+                <w:shd w:fill="auto" w:val="clear"/>
+                <w:vertAlign w:val="baseline"/>
+                <w:rtl w:val="0"/>
+              </w:rPr>
+              <w:t xml:space="preserve">.</w:t>
             </w:r>
           </w:p>
           <w:p>
@@ -1983,7 +1839,7 @@
               <w:widowControl w:val="1"/>
               <w:numPr>
                 <w:ilvl w:val="0"/>
-                <w:numId w:val="5"/>
+                <w:numId w:val="3"/>
               </w:numPr>
               <w:pBdr>
                 <w:top w:space="0" w:sz="0" w:val="nil"/>
@@ -2025,7 +1881,33 @@
                 <w:vertAlign w:val="baseline"/>
                 <w:rtl w:val="0"/>
               </w:rPr>
-              <w:t xml:space="preserve">Semana 15 - 16: Ajustes finales.</w:t>
+              <w:t xml:space="preserve">Semana 15 - 16: </w:t>
+            </w:r>
+            <w:r>
+              <w:rPr>
+                <w:rFonts w:ascii="Calibri" w:cs="Calibri" w:eastAsia="Calibri" w:hAnsi="Calibri"/>
+                <w:sz w:val="22"/>
+                <w:szCs w:val="22"/>
+                <w:rtl w:val="0"/>
+              </w:rPr>
+              <w:t xml:space="preserve">Pruebas</w:t>
+            </w:r>
+            <w:r>
+              <w:rPr>
+                <w:rFonts w:ascii="Calibri" w:cs="Calibri" w:eastAsia="Calibri" w:hAnsi="Calibri"/>
+                <w:b w:val="0"/>
+                <w:i w:val="0"/>
+                <w:smallCaps w:val="0"/>
+                <w:strike w:val="0"/>
+                <w:color w:val="000000"/>
+                <w:sz w:val="22"/>
+                <w:szCs w:val="22"/>
+                <w:u w:val="none"/>
+                <w:shd w:fill="auto" w:val="clear"/>
+                <w:vertAlign w:val="baseline"/>
+                <w:rtl w:val="0"/>
+              </w:rPr>
+              <w:t xml:space="preserve">.</w:t>
             </w:r>
           </w:p>
           <w:p>
@@ -2036,7 +1918,7 @@
               <w:widowControl w:val="1"/>
               <w:numPr>
                 <w:ilvl w:val="0"/>
-                <w:numId w:val="5"/>
+                <w:numId w:val="3"/>
               </w:numPr>
               <w:pBdr>
                 <w:top w:space="0" w:sz="0" w:val="nil"/>
@@ -2359,7 +2241,7 @@
                 <w:szCs w:val="22"/>
                 <w:rtl w:val="0"/>
               </w:rPr>
-              <w:t xml:space="preserve">Identificar los requerimientos exactos y programar la app/web </w:t>
+              <w:t xml:space="preserve">Identificar los requerimientos exactos y programar la web.</w:t>
             </w:r>
           </w:p>
         </w:tc>
@@ -2497,7 +2379,7 @@
                 <w:szCs w:val="22"/>
                 <w:rtl w:val="0"/>
               </w:rPr>
-              <w:t xml:space="preserve">Que todo vaya bien en el proyecto y programar la app/web </w:t>
+              <w:t xml:space="preserve">Que todo vaya bien en el proyecto y programar la web.</w:t>
             </w:r>
           </w:p>
         </w:tc>
@@ -2889,7 +2771,7 @@
                 <w:szCs w:val="22"/>
                 <w:rtl w:val="0"/>
               </w:rPr>
-              <w:t xml:space="preserve"> Juan Pérez</w:t>
+              <w:t xml:space="preserve"> Empresas TI</w:t>
             </w:r>
           </w:p>
         </w:tc>
@@ -2935,21 +2817,21 @@
           <w:p>
             <w:pPr>
               <w:spacing w:line="259" w:lineRule="auto"/>
-              <w:ind w:left="0" w:right="0" w:firstLine="0"/>
-              <w:rPr>
-                <w:rFonts w:ascii="Calibri" w:cs="Calibri" w:eastAsia="Calibri" w:hAnsi="Calibri"/>
-                <w:sz w:val="22"/>
-                <w:szCs w:val="22"/>
-              </w:rPr>
-            </w:pPr>
-            <w:r>
-              <w:rPr>
-                <w:rFonts w:ascii="Calibri" w:cs="Calibri" w:eastAsia="Calibri" w:hAnsi="Calibri"/>
-                <w:sz w:val="22"/>
-                <w:szCs w:val="22"/>
-                <w:rtl w:val="0"/>
-              </w:rPr>
-              <w:t xml:space="preserve">Aprobar requerimientos, validar entregables y dar feedback sobre la solución.</w:t>
+              <w:ind w:left="0" w:right="0"/>
+              <w:rPr>
+                <w:rFonts w:ascii="Calibri" w:cs="Calibri" w:eastAsia="Calibri" w:hAnsi="Calibri"/>
+                <w:sz w:val="22"/>
+                <w:szCs w:val="22"/>
+              </w:rPr>
+            </w:pPr>
+            <w:r>
+              <w:rPr>
+                <w:rFonts w:ascii="Calibri" w:cs="Calibri" w:eastAsia="Calibri" w:hAnsi="Calibri"/>
+                <w:sz w:val="22"/>
+                <w:szCs w:val="22"/>
+                <w:rtl w:val="0"/>
+              </w:rPr>
+              <w:t xml:space="preserve">Crear avisos de práctica.</w:t>
             </w:r>
           </w:p>
         </w:tc>
@@ -3057,7 +2939,7 @@
                 <w:szCs w:val="22"/>
                 <w:rtl w:val="0"/>
               </w:rPr>
-              <w:t xml:space="preserve">Área del Banco Estado</w:t>
+              <w:t xml:space="preserve">RRHH</w:t>
             </w:r>
           </w:p>
         </w:tc>
@@ -3087,7 +2969,7 @@
                 <w:szCs w:val="22"/>
                 <w:rtl w:val="0"/>
               </w:rPr>
-              <w:t xml:space="preserve">Uso directo de la solución para asignación y seguimiento de practicantes.</w:t>
+              <w:t xml:space="preserve">Aceptar o rechazar postulantes.</w:t>
             </w:r>
           </w:p>
         </w:tc>
@@ -3165,7 +3047,7 @@
                 <w:szCs w:val="22"/>
                 <w:rtl w:val="0"/>
               </w:rPr>
-              <w:t xml:space="preserve"> Practicantes</w:t>
+              <w:t xml:space="preserve"> </w:t>
             </w:r>
           </w:p>
         </w:tc>
@@ -3190,12 +3072,8 @@
             </w:pPr>
             <w:r>
               <w:rPr>
-                <w:rFonts w:ascii="Calibri" w:cs="Calibri" w:eastAsia="Calibri" w:hAnsi="Calibri"/>
-                <w:sz w:val="22"/>
-                <w:szCs w:val="22"/>
-                <w:rtl w:val="0"/>
-              </w:rPr>
-              <w:t xml:space="preserve">Usuarios</w:t>
+                <w:rtl w:val="0"/>
+              </w:rPr>
             </w:r>
           </w:p>
         </w:tc>
@@ -3220,12 +3098,8 @@
             </w:pPr>
             <w:r>
               <w:rPr>
-                <w:rFonts w:ascii="Calibri" w:cs="Calibri" w:eastAsia="Calibri" w:hAnsi="Calibri"/>
-                <w:sz w:val="22"/>
-                <w:szCs w:val="22"/>
-                <w:rtl w:val="0"/>
-              </w:rPr>
-              <w:t xml:space="preserve">Utilizar la plataforma para recibir tareas, recursos y seguimiento. </w:t>
+                <w:rtl w:val="0"/>
+              </w:rPr>
             </w:r>
           </w:p>
         </w:tc>
@@ -3378,7 +3252,7 @@
               <w:widowControl w:val="1"/>
               <w:numPr>
                 <w:ilvl w:val="1"/>
-                <w:numId w:val="6"/>
+                <w:numId w:val="4"/>
               </w:numPr>
               <w:pBdr>
                 <w:top w:space="0" w:sz="0" w:val="nil"/>
@@ -3431,7 +3305,7 @@
               <w:widowControl w:val="1"/>
               <w:numPr>
                 <w:ilvl w:val="1"/>
-                <w:numId w:val="6"/>
+                <w:numId w:val="4"/>
               </w:numPr>
               <w:pBdr>
                 <w:top w:space="0" w:sz="0" w:val="nil"/>
@@ -3473,7 +3347,7 @@
                 <w:vertAlign w:val="baseline"/>
                 <w:rtl w:val="0"/>
               </w:rPr>
-              <w:t xml:space="preserve">Incompatibilidad con sistemas internos del banco (Impacto: Alto | Probabilidad: Baja).</w:t>
+              <w:t xml:space="preserve">Incompatibilidad con sistemas (Impacto: Alto | Probabilidad: Baja).</w:t>
             </w:r>
           </w:p>
           <w:p>
@@ -3484,7 +3358,7 @@
               <w:widowControl w:val="1"/>
               <w:numPr>
                 <w:ilvl w:val="1"/>
-                <w:numId w:val="6"/>
+                <w:numId w:val="4"/>
               </w:numPr>
               <w:pBdr>
                 <w:top w:space="0" w:sz="0" w:val="nil"/>
@@ -3526,7 +3400,33 @@
                 <w:vertAlign w:val="baseline"/>
                 <w:rtl w:val="0"/>
               </w:rPr>
-              <w:t xml:space="preserve">Falta de adopción por parte de practicantes (Impacto: Medio | Probabilidad: Media).</w:t>
+              <w:t xml:space="preserve">Falta de adopción por parte de </w:t>
+            </w:r>
+            <w:r>
+              <w:rPr>
+                <w:rFonts w:ascii="Calibri" w:cs="Calibri" w:eastAsia="Calibri" w:hAnsi="Calibri"/>
+                <w:sz w:val="22"/>
+                <w:szCs w:val="22"/>
+                <w:rtl w:val="0"/>
+              </w:rPr>
+              <w:t xml:space="preserve">las empresas </w:t>
+            </w:r>
+            <w:r>
+              <w:rPr>
+                <w:rFonts w:ascii="Calibri" w:cs="Calibri" w:eastAsia="Calibri" w:hAnsi="Calibri"/>
+                <w:b w:val="0"/>
+                <w:i w:val="0"/>
+                <w:smallCaps w:val="0"/>
+                <w:strike w:val="0"/>
+                <w:color w:val="000000"/>
+                <w:sz w:val="22"/>
+                <w:szCs w:val="22"/>
+                <w:u w:val="none"/>
+                <w:shd w:fill="auto" w:val="clear"/>
+                <w:vertAlign w:val="baseline"/>
+                <w:rtl w:val="0"/>
+              </w:rPr>
+              <w:t xml:space="preserve">(Impacto: Medio | Probabilidad: Media).</w:t>
             </w:r>
           </w:p>
           <w:p>
@@ -3603,42 +3503,17 @@
               <w:ind w:left="0" w:right="0" w:firstLine="0"/>
               <w:rPr>
                 <w:rFonts w:ascii="Calibri" w:cs="Calibri" w:eastAsia="Calibri" w:hAnsi="Calibri"/>
-                <w:sz w:val="18"/>
-                <w:szCs w:val="18"/>
-              </w:rPr>
-            </w:pPr>
-            <w:r>
-              <w:rPr>
-                <w:rFonts w:ascii="Calibri" w:cs="Calibri" w:eastAsia="Calibri" w:hAnsi="Calibri"/>
-                <w:sz w:val="18"/>
-                <w:szCs w:val="18"/>
-                <w:rtl w:val="0"/>
-              </w:rPr>
-              <w:t xml:space="preserve"> </w:t>
-            </w:r>
-            <w:r>
-              <w:rPr>
-                <w:rFonts w:ascii="Calibri" w:cs="Calibri" w:eastAsia="Calibri" w:hAnsi="Calibri"/>
-                <w:sz w:val="22"/>
-                <w:szCs w:val="22"/>
-                <w:rtl w:val="0"/>
-              </w:rPr>
-              <w:t xml:space="preserve">El proyecto busca optimizar la capacitación de practicantes mediante tecnología digital, alineándose con la transformación digital del banco. Se recomienda una comunicación constante con el área de Recursos Humanos y TI para asegurar que la solución cumpla con los estándares de seguridad y funcionalidad requeridos.</w:t>
-            </w:r>
-            <w:r>
-              <w:rPr>
-                <w:rtl w:val="0"/>
-              </w:rPr>
-            </w:r>
-          </w:p>
-          <w:p>
-            <w:pPr>
-              <w:spacing w:line="259" w:lineRule="auto"/>
-              <w:ind w:left="0" w:right="0" w:firstLine="0"/>
-              <w:rPr>
-                <w:rFonts w:ascii="Calibri" w:cs="Calibri" w:eastAsia="Calibri" w:hAnsi="Calibri"/>
-              </w:rPr>
-            </w:pPr>
+              </w:rPr>
+            </w:pPr>
+            <w:r>
+              <w:rPr>
+                <w:rFonts w:ascii="Calibri" w:cs="Calibri" w:eastAsia="Calibri" w:hAnsi="Calibri"/>
+                <w:sz w:val="22"/>
+                <w:szCs w:val="22"/>
+                <w:rtl w:val="0"/>
+              </w:rPr>
+              <w:t xml:space="preserve">El proyecto busca optimizar las postulaciones realizadas por las empresas mediante esta web y los practicantes puedan hacer uso de esta para tener avisos de práctica más global, por lo que se busca que esta solución cumpla con los estándares de seguridad y funcionalidad requeridos, tanto para las empresas como para los practicantes.</w:t>
+            </w:r>
             <w:r>
               <w:rPr>
                 <w:rtl w:val="0"/>
@@ -3991,226 +3866,6 @@
       <w:pPr>
         <w:ind w:left="720" w:hanging="360"/>
       </w:pPr>
-      <w:rPr>
-        <w:u w:val="none"/>
-      </w:rPr>
-    </w:lvl>
-    <w:lvl w:ilvl="1">
-      <w:start w:val="1"/>
-      <w:numFmt w:val="lowerLetter"/>
-      <w:lvlText w:val="%2."/>
-      <w:lvlJc w:val="left"/>
-      <w:pPr>
-        <w:ind w:left="1440" w:hanging="360"/>
-      </w:pPr>
-      <w:rPr>
-        <w:u w:val="none"/>
-      </w:rPr>
-    </w:lvl>
-    <w:lvl w:ilvl="2">
-      <w:start w:val="1"/>
-      <w:numFmt w:val="lowerRoman"/>
-      <w:lvlText w:val="%3."/>
-      <w:lvlJc w:val="right"/>
-      <w:pPr>
-        <w:ind w:left="2160" w:hanging="360"/>
-      </w:pPr>
-      <w:rPr>
-        <w:u w:val="none"/>
-      </w:rPr>
-    </w:lvl>
-    <w:lvl w:ilvl="3">
-      <w:start w:val="1"/>
-      <w:numFmt w:val="decimal"/>
-      <w:lvlText w:val="%4."/>
-      <w:lvlJc w:val="left"/>
-      <w:pPr>
-        <w:ind w:left="2880" w:hanging="360"/>
-      </w:pPr>
-      <w:rPr>
-        <w:u w:val="none"/>
-      </w:rPr>
-    </w:lvl>
-    <w:lvl w:ilvl="4">
-      <w:start w:val="1"/>
-      <w:numFmt w:val="lowerLetter"/>
-      <w:lvlText w:val="%5."/>
-      <w:lvlJc w:val="left"/>
-      <w:pPr>
-        <w:ind w:left="3600" w:hanging="360"/>
-      </w:pPr>
-      <w:rPr>
-        <w:u w:val="none"/>
-      </w:rPr>
-    </w:lvl>
-    <w:lvl w:ilvl="5">
-      <w:start w:val="1"/>
-      <w:numFmt w:val="lowerRoman"/>
-      <w:lvlText w:val="%6."/>
-      <w:lvlJc w:val="right"/>
-      <w:pPr>
-        <w:ind w:left="4320" w:hanging="360"/>
-      </w:pPr>
-      <w:rPr>
-        <w:u w:val="none"/>
-      </w:rPr>
-    </w:lvl>
-    <w:lvl w:ilvl="6">
-      <w:start w:val="1"/>
-      <w:numFmt w:val="decimal"/>
-      <w:lvlText w:val="%7."/>
-      <w:lvlJc w:val="left"/>
-      <w:pPr>
-        <w:ind w:left="5040" w:hanging="360"/>
-      </w:pPr>
-      <w:rPr>
-        <w:u w:val="none"/>
-      </w:rPr>
-    </w:lvl>
-    <w:lvl w:ilvl="7">
-      <w:start w:val="1"/>
-      <w:numFmt w:val="lowerLetter"/>
-      <w:lvlText w:val="%8."/>
-      <w:lvlJc w:val="left"/>
-      <w:pPr>
-        <w:ind w:left="5760" w:hanging="360"/>
-      </w:pPr>
-      <w:rPr>
-        <w:u w:val="none"/>
-      </w:rPr>
-    </w:lvl>
-    <w:lvl w:ilvl="8">
-      <w:start w:val="1"/>
-      <w:numFmt w:val="lowerRoman"/>
-      <w:lvlText w:val="%9."/>
-      <w:lvlJc w:val="right"/>
-      <w:pPr>
-        <w:ind w:left="6480" w:hanging="360"/>
-      </w:pPr>
-      <w:rPr>
-        <w:u w:val="none"/>
-      </w:rPr>
-    </w:lvl>
-  </w:abstractNum>
-  <w:abstractNum w:abstractNumId="2">
-    <w:lvl w:ilvl="0">
-      <w:start w:val="1"/>
-      <w:numFmt w:val="decimal"/>
-      <w:lvlText w:val="%1."/>
-      <w:lvlJc w:val="left"/>
-      <w:pPr>
-        <w:ind w:left="720" w:hanging="360"/>
-      </w:pPr>
-      <w:rPr>
-        <w:u w:val="none"/>
-      </w:rPr>
-    </w:lvl>
-    <w:lvl w:ilvl="1">
-      <w:start w:val="1"/>
-      <w:numFmt w:val="lowerLetter"/>
-      <w:lvlText w:val="%2."/>
-      <w:lvlJc w:val="left"/>
-      <w:pPr>
-        <w:ind w:left="1440" w:hanging="360"/>
-      </w:pPr>
-      <w:rPr>
-        <w:u w:val="none"/>
-      </w:rPr>
-    </w:lvl>
-    <w:lvl w:ilvl="2">
-      <w:start w:val="1"/>
-      <w:numFmt w:val="lowerRoman"/>
-      <w:lvlText w:val="%3."/>
-      <w:lvlJc w:val="right"/>
-      <w:pPr>
-        <w:ind w:left="2160" w:hanging="360"/>
-      </w:pPr>
-      <w:rPr>
-        <w:u w:val="none"/>
-      </w:rPr>
-    </w:lvl>
-    <w:lvl w:ilvl="3">
-      <w:start w:val="1"/>
-      <w:numFmt w:val="decimal"/>
-      <w:lvlText w:val="%4."/>
-      <w:lvlJc w:val="left"/>
-      <w:pPr>
-        <w:ind w:left="2880" w:hanging="360"/>
-      </w:pPr>
-      <w:rPr>
-        <w:u w:val="none"/>
-      </w:rPr>
-    </w:lvl>
-    <w:lvl w:ilvl="4">
-      <w:start w:val="1"/>
-      <w:numFmt w:val="lowerLetter"/>
-      <w:lvlText w:val="%5."/>
-      <w:lvlJc w:val="left"/>
-      <w:pPr>
-        <w:ind w:left="3600" w:hanging="360"/>
-      </w:pPr>
-      <w:rPr>
-        <w:u w:val="none"/>
-      </w:rPr>
-    </w:lvl>
-    <w:lvl w:ilvl="5">
-      <w:start w:val="1"/>
-      <w:numFmt w:val="lowerRoman"/>
-      <w:lvlText w:val="%6."/>
-      <w:lvlJc w:val="right"/>
-      <w:pPr>
-        <w:ind w:left="4320" w:hanging="360"/>
-      </w:pPr>
-      <w:rPr>
-        <w:u w:val="none"/>
-      </w:rPr>
-    </w:lvl>
-    <w:lvl w:ilvl="6">
-      <w:start w:val="1"/>
-      <w:numFmt w:val="decimal"/>
-      <w:lvlText w:val="%7."/>
-      <w:lvlJc w:val="left"/>
-      <w:pPr>
-        <w:ind w:left="5040" w:hanging="360"/>
-      </w:pPr>
-      <w:rPr>
-        <w:u w:val="none"/>
-      </w:rPr>
-    </w:lvl>
-    <w:lvl w:ilvl="7">
-      <w:start w:val="1"/>
-      <w:numFmt w:val="lowerLetter"/>
-      <w:lvlText w:val="%8."/>
-      <w:lvlJc w:val="left"/>
-      <w:pPr>
-        <w:ind w:left="5760" w:hanging="360"/>
-      </w:pPr>
-      <w:rPr>
-        <w:u w:val="none"/>
-      </w:rPr>
-    </w:lvl>
-    <w:lvl w:ilvl="8">
-      <w:start w:val="1"/>
-      <w:numFmt w:val="lowerRoman"/>
-      <w:lvlText w:val="%9."/>
-      <w:lvlJc w:val="right"/>
-      <w:pPr>
-        <w:ind w:left="6480" w:hanging="360"/>
-      </w:pPr>
-      <w:rPr>
-        <w:u w:val="none"/>
-      </w:rPr>
-    </w:lvl>
-  </w:abstractNum>
-  <w:abstractNum w:abstractNumId="3">
-    <w:lvl w:ilvl="0">
-      <w:start w:val="1"/>
-      <w:numFmt w:val="decimal"/>
-      <w:lvlText w:val="%1."/>
-      <w:lvlJc w:val="left"/>
-      <w:pPr>
-        <w:ind w:left="720" w:hanging="360"/>
-      </w:pPr>
       <w:rPr/>
     </w:lvl>
     <w:lvl w:ilvl="1">
@@ -4296,7 +3951,7 @@
       <w:rPr/>
     </w:lvl>
   </w:abstractNum>
-  <w:abstractNum w:abstractNumId="4">
+  <w:abstractNum w:abstractNumId="2">
     <w:lvl w:ilvl="0">
       <w:start w:val="1"/>
       <w:numFmt w:val="decimal"/>
@@ -4388,7 +4043,7 @@
       <w:rPr/>
     </w:lvl>
   </w:abstractNum>
-  <w:abstractNum w:abstractNumId="5">
+  <w:abstractNum w:abstractNumId="3">
     <w:lvl w:ilvl="0">
       <w:start w:val="1"/>
       <w:numFmt w:val="decimal"/>
@@ -4480,7 +4135,7 @@
       <w:rPr/>
     </w:lvl>
   </w:abstractNum>
-  <w:abstractNum w:abstractNumId="6">
+  <w:abstractNum w:abstractNumId="4">
     <w:lvl w:ilvl="0">
       <w:start w:val="1"/>
       <w:numFmt w:val="decimal"/>
@@ -4572,7 +4227,7 @@
       <w:rPr/>
     </w:lvl>
   </w:abstractNum>
-  <w:abstractNum w:abstractNumId="7">
+  <w:abstractNum w:abstractNumId="5">
     <w:lvl w:ilvl="0">
       <w:start w:val="1"/>
       <w:numFmt w:val="decimal"/>
@@ -4682,7 +4337,7 @@
       </w:rPr>
     </w:lvl>
   </w:abstractNum>
-  <w:abstractNum w:abstractNumId="8">
+  <w:abstractNum w:abstractNumId="6">
     <w:lvl w:ilvl="0">
       <w:start w:val="1"/>
       <w:numFmt w:val="decimal"/>
@@ -4792,117 +4447,7 @@
       </w:rPr>
     </w:lvl>
   </w:abstractNum>
-  <w:abstractNum w:abstractNumId="9">
-    <w:lvl w:ilvl="0">
-      <w:start w:val="1"/>
-      <w:numFmt w:val="decimal"/>
-      <w:lvlText w:val="%1."/>
-      <w:lvlJc w:val="left"/>
-      <w:pPr>
-        <w:ind w:left="720" w:hanging="360"/>
-      </w:pPr>
-      <w:rPr>
-        <w:u w:val="none"/>
-      </w:rPr>
-    </w:lvl>
-    <w:lvl w:ilvl="1">
-      <w:start w:val="1"/>
-      <w:numFmt w:val="lowerLetter"/>
-      <w:lvlText w:val="%2."/>
-      <w:lvlJc w:val="left"/>
-      <w:pPr>
-        <w:ind w:left="1440" w:hanging="360"/>
-      </w:pPr>
-      <w:rPr>
-        <w:u w:val="none"/>
-      </w:rPr>
-    </w:lvl>
-    <w:lvl w:ilvl="2">
-      <w:start w:val="1"/>
-      <w:numFmt w:val="lowerRoman"/>
-      <w:lvlText w:val="%3."/>
-      <w:lvlJc w:val="right"/>
-      <w:pPr>
-        <w:ind w:left="2160" w:hanging="360"/>
-      </w:pPr>
-      <w:rPr>
-        <w:u w:val="none"/>
-      </w:rPr>
-    </w:lvl>
-    <w:lvl w:ilvl="3">
-      <w:start w:val="1"/>
-      <w:numFmt w:val="decimal"/>
-      <w:lvlText w:val="%4."/>
-      <w:lvlJc w:val="left"/>
-      <w:pPr>
-        <w:ind w:left="2880" w:hanging="360"/>
-      </w:pPr>
-      <w:rPr>
-        <w:u w:val="none"/>
-      </w:rPr>
-    </w:lvl>
-    <w:lvl w:ilvl="4">
-      <w:start w:val="1"/>
-      <w:numFmt w:val="lowerLetter"/>
-      <w:lvlText w:val="%5."/>
-      <w:lvlJc w:val="left"/>
-      <w:pPr>
-        <w:ind w:left="3600" w:hanging="360"/>
-      </w:pPr>
-      <w:rPr>
-        <w:u w:val="none"/>
-      </w:rPr>
-    </w:lvl>
-    <w:lvl w:ilvl="5">
-      <w:start w:val="1"/>
-      <w:numFmt w:val="lowerRoman"/>
-      <w:lvlText w:val="%6."/>
-      <w:lvlJc w:val="right"/>
-      <w:pPr>
-        <w:ind w:left="4320" w:hanging="360"/>
-      </w:pPr>
-      <w:rPr>
-        <w:u w:val="none"/>
-      </w:rPr>
-    </w:lvl>
-    <w:lvl w:ilvl="6">
-      <w:start w:val="1"/>
-      <w:numFmt w:val="decimal"/>
-      <w:lvlText w:val="%7."/>
-      <w:lvlJc w:val="left"/>
-      <w:pPr>
-        <w:ind w:left="5040" w:hanging="360"/>
-      </w:pPr>
-      <w:rPr>
-        <w:u w:val="none"/>
-      </w:rPr>
-    </w:lvl>
-    <w:lvl w:ilvl="7">
-      <w:start w:val="1"/>
-      <w:numFmt w:val="lowerLetter"/>
-      <w:lvlText w:val="%8."/>
-      <w:lvlJc w:val="left"/>
-      <w:pPr>
-        <w:ind w:left="5760" w:hanging="360"/>
-      </w:pPr>
-      <w:rPr>
-        <w:u w:val="none"/>
-      </w:rPr>
-    </w:lvl>
-    <w:lvl w:ilvl="8">
-      <w:start w:val="1"/>
-      <w:numFmt w:val="lowerRoman"/>
-      <w:lvlText w:val="%9."/>
-      <w:lvlJc w:val="right"/>
-      <w:pPr>
-        <w:ind w:left="6480" w:hanging="360"/>
-      </w:pPr>
-      <w:rPr>
-        <w:u w:val="none"/>
-      </w:rPr>
-    </w:lvl>
-  </w:abstractNum>
-  <w:abstractNum w:abstractNumId="10">
+  <w:abstractNum w:abstractNumId="7">
     <w:lvl w:ilvl="0">
       <w:start w:val="1"/>
       <w:numFmt w:val="decimal"/>
@@ -5033,15 +4578,6 @@
   <w:num w:numId="7">
     <w:abstractNumId w:val="7"/>
   </w:num>
-  <w:num w:numId="8">
-    <w:abstractNumId w:val="8"/>
-  </w:num>
-  <w:num w:numId="9">
-    <w:abstractNumId w:val="9"/>
-  </w:num>
-  <w:num w:numId="10">
-    <w:abstractNumId w:val="10"/>
-  </w:num>
 </w:numbering>
 </file>
 
@@ -5063,11 +4599,19 @@
       </w:pPr>
     </w:pPrDefault>
   </w:docDefaults>
+  <w:style w:type="table" w:styleId="TableNormal" w:default="1">
+    <w:name w:val="TableNormal"/>
+    <w:tblPr>
+      <w:tblCellMar>
+        <w:top w:w="100.0" w:type="dxa"/>
+        <w:left w:w="100.0" w:type="dxa"/>
+        <w:bottom w:w="100.0" w:type="dxa"/>
+        <w:right w:w="100.0" w:type="dxa"/>
+      </w:tblCellMar>
+    </w:tblPr>
+  </w:style>
   <w:style w:type="paragraph" w:styleId="Normal" w:default="1">
     <w:name w:val="normal"/>
-  </w:style>
-  <w:style w:type="table" w:styleId="TableNormal" w:default="1">
-    <w:name w:val="TableNormal"/>
   </w:style>
   <w:style w:type="paragraph" w:styleId="Heading1">
     <w:name w:val="heading 1"/>
